--- a/WMT_ProjectReport_Santoro.docx
+++ b/WMT_ProjectReport_Santoro.docx
@@ -1,6 +1,6 @@
 
 <file path=word/document.xml><?xml version="1.0" encoding="utf-8"?>
-<w:document xmlns:wpc="http://schemas.microsoft.com/office/word/2010/wordprocessingCanvas" xmlns:cx="http://schemas.microsoft.com/office/drawing/2014/chartex" xmlns:cx1="http://schemas.microsoft.com/office/drawing/2015/9/8/chartex" xmlns:cx2="http://schemas.microsoft.com/office/drawing/2015/10/21/chartex" xmlns:cx3="http://schemas.microsoft.com/office/drawing/2016/5/9/chartex" xmlns:cx4="http://schemas.microsoft.com/office/drawing/2016/5/10/chartex" xmlns:cx5="http://schemas.microsoft.com/office/drawing/2016/5/11/chartex" xmlns:cx6="http://schemas.microsoft.com/office/drawing/2016/5/12/chartex" xmlns:cx7="http://schemas.microsoft.com/office/drawing/2016/5/13/chartex" xmlns:cx8="http://schemas.microsoft.com/office/drawing/2016/5/14/chartex" xmlns:mc="http://schemas.openxmlformats.org/markup-compatibility/2006" xmlns:aink="http://schemas.microsoft.com/office/drawing/2016/ink" xmlns:am3d="http://schemas.microsoft.com/office/drawing/2017/model3d" xmlns:o="urn:schemas-microsoft-com:office:office" xmlns:r="http://schemas.openxmlformats.org/officeDocument/2006/relationships" xmlns:m="http://schemas.openxmlformats.org/officeDocument/2006/math" xmlns:v="urn:schemas-microsoft-com:vml" xmlns:wp14="http://schemas.microsoft.com/office/word/2010/wordprocessingDrawing" xmlns:wp="http://schemas.openxmlformats.org/drawingml/2006/wordprocessingDrawing" xmlns:w10="urn:schemas-microsoft-com:office:word" xmlns:w="http://schemas.openxmlformats.org/wordprocessingml/2006/main" xmlns:w14="http://schemas.microsoft.com/office/word/2010/wordml" xmlns:w15="http://schemas.microsoft.com/office/word/2012/wordml" xmlns:w16cid="http://schemas.microsoft.com/office/word/2016/wordml/cid" xmlns:w16se="http://schemas.microsoft.com/office/word/2015/wordml/symex" xmlns:wpg="http://schemas.microsoft.com/office/word/2010/wordprocessingGroup" xmlns:wpi="http://schemas.microsoft.com/office/word/2010/wordprocessingInk" xmlns:wne="http://schemas.microsoft.com/office/word/2006/wordml" xmlns:wps="http://schemas.microsoft.com/office/word/2010/wordprocessingShape" mc:Ignorable="w14 w15 w16se w16cid wp14">
+<w:document xmlns:wpc="http://schemas.microsoft.com/office/word/2010/wordprocessingCanvas" xmlns:cx="http://schemas.microsoft.com/office/drawing/2014/chartex" xmlns:cx1="http://schemas.microsoft.com/office/drawing/2015/9/8/chartex" xmlns:cx2="http://schemas.microsoft.com/office/drawing/2015/10/21/chartex" xmlns:cx3="http://schemas.microsoft.com/office/drawing/2016/5/9/chartex" xmlns:cx4="http://schemas.microsoft.com/office/drawing/2016/5/10/chartex" xmlns:cx5="http://schemas.microsoft.com/office/drawing/2016/5/11/chartex" xmlns:cx6="http://schemas.microsoft.com/office/drawing/2016/5/12/chartex" xmlns:cx7="http://schemas.microsoft.com/office/drawing/2016/5/13/chartex" xmlns:cx8="http://schemas.microsoft.com/office/drawing/2016/5/14/chartex" xmlns:mc="http://schemas.openxmlformats.org/markup-compatibility/2006" xmlns:aink="http://schemas.microsoft.com/office/drawing/2016/ink" xmlns:am3d="http://schemas.microsoft.com/office/drawing/2017/model3d" xmlns:o="urn:schemas-microsoft-com:office:office" xmlns:oel="http://schemas.microsoft.com/office/2019/extlst" xmlns:r="http://schemas.openxmlformats.org/officeDocument/2006/relationships" xmlns:m="http://schemas.openxmlformats.org/officeDocument/2006/math" xmlns:v="urn:schemas-microsoft-com:vml" xmlns:wp14="http://schemas.microsoft.com/office/word/2010/wordprocessingDrawing" xmlns:wp="http://schemas.openxmlformats.org/drawingml/2006/wordprocessingDrawing" xmlns:w10="urn:schemas-microsoft-com:office:word" xmlns:w="http://schemas.openxmlformats.org/wordprocessingml/2006/main" xmlns:w14="http://schemas.microsoft.com/office/word/2010/wordml" xmlns:w15="http://schemas.microsoft.com/office/word/2012/wordml" xmlns:w16cex="http://schemas.microsoft.com/office/word/2018/wordml/cex" xmlns:w16cid="http://schemas.microsoft.com/office/word/2016/wordml/cid" xmlns:w16="http://schemas.microsoft.com/office/word/2018/wordml" xmlns:w16du="http://schemas.microsoft.com/office/word/2023/wordml/word16du" xmlns:w16sdtdh="http://schemas.microsoft.com/office/word/2020/wordml/sdtdatahash" xmlns:w16sdtfl="http://schemas.microsoft.com/office/word/2024/wordml/sdtformatlock" xmlns:w16se="http://schemas.microsoft.com/office/word/2015/wordml/symex" xmlns:wpg="http://schemas.microsoft.com/office/word/2010/wordprocessingGroup" xmlns:wpi="http://schemas.microsoft.com/office/word/2010/wordprocessingInk" xmlns:wne="http://schemas.microsoft.com/office/word/2006/wordml" xmlns:wps="http://schemas.microsoft.com/office/word/2010/wordprocessingShape" mc:Ignorable="w14 w15 w16se w16cid w16 w16cex w16sdtdh w16sdtfl w16du wp14">
   <w:body>
     <w:p>
       <w:pPr>
@@ -16,9 +16,6 @@
           <w:lang w:val="en-US"/>
         </w:rPr>
       </w:pPr>
-      <w:bookmarkStart w:id="0" w:name="_GoBack"/>
-      <w:bookmarkEnd w:id="0"/>
-      <w:proofErr w:type="spellStart"/>
       <w:r>
         <w:rPr>
           <w:rFonts w:ascii="Verdana" w:hAnsi="Verdana" w:cs="Arial"/>
@@ -27,18 +24,7 @@
           <w:szCs w:val="20"/>
           <w:lang w:val="en-US"/>
         </w:rPr>
-        <w:t>Università</w:t>
-      </w:r>
-      <w:proofErr w:type="spellEnd"/>
-      <w:r>
-        <w:rPr>
-          <w:rFonts w:ascii="Verdana" w:hAnsi="Verdana" w:cs="Arial"/>
-          <w:b/>
-          <w:sz w:val="20"/>
-          <w:szCs w:val="20"/>
-          <w:lang w:val="en-US"/>
-        </w:rPr>
-        <w:t xml:space="preserve"> di Pavia</w:t>
+        <w:t>Università di Pavia</w:t>
       </w:r>
     </w:p>
     <w:p>
@@ -238,7 +224,6 @@
             <w:r>
               <w:rPr>
                 <w:rFonts w:ascii="Arial" w:hAnsi="Arial" w:cs="Arial"/>
-                <w:b w:val="0"/>
                 <w:sz w:val="20"/>
               </w:rPr>
               <w:t>Santoro</w:t>
@@ -300,7 +285,6 @@
             <w:r>
               <w:rPr>
                 <w:rFonts w:ascii="Arial" w:hAnsi="Arial" w:cs="Arial"/>
-                <w:b w:val="0"/>
                 <w:sz w:val="20"/>
               </w:rPr>
               <w:t>Marco</w:t>
@@ -356,13 +340,11 @@
                 <w:b/>
                 <w:sz w:val="20"/>
                 <w:szCs w:val="20"/>
-                <w:lang w:val="en-US"/>
               </w:rPr>
             </w:pPr>
             <w:r>
               <w:rPr>
                 <w:rFonts w:ascii="Arial" w:hAnsi="Arial" w:cs="Arial"/>
-                <w:b w:val="0"/>
                 <w:sz w:val="20"/>
               </w:rPr>
               <w:t>[da compilare: numero di matricola]</w:t>
@@ -418,13 +400,11 @@
                 <w:b/>
                 <w:sz w:val="20"/>
                 <w:szCs w:val="20"/>
-                <w:lang w:val="en-US"/>
               </w:rPr>
             </w:pPr>
             <w:r>
               <w:rPr>
                 <w:rFonts w:ascii="Arial" w:hAnsi="Arial" w:cs="Arial"/>
-                <w:b w:val="0"/>
                 <w:sz w:val="20"/>
               </w:rPr>
               <w:t>[da compilare: indirizzo e-mail]</w:t>
@@ -480,13 +460,11 @@
                 <w:b/>
                 <w:sz w:val="20"/>
                 <w:szCs w:val="20"/>
-                <w:lang w:val="en-US"/>
               </w:rPr>
             </w:pPr>
             <w:r>
               <w:rPr>
                 <w:rFonts w:ascii="Arial" w:hAnsi="Arial" w:cs="Arial"/>
-                <w:b w:val="0"/>
                 <w:sz w:val="20"/>
               </w:rPr>
               <w:t>[da compilare: data della prova scritta]</w:t>
@@ -503,7 +481,6 @@
           <w:b/>
           <w:sz w:val="20"/>
           <w:szCs w:val="20"/>
-          <w:lang w:val="en-US"/>
         </w:rPr>
       </w:pPr>
     </w:p>
@@ -603,13 +580,41 @@
                 <w:lang w:val="en-US"/>
               </w:rPr>
             </w:pPr>
-            <w:r>
-              <w:rPr>
-                <w:rFonts w:ascii="Arial" w:hAnsi="Arial" w:cs="Arial"/>
-                <w:b w:val="0"/>
-                <w:sz w:val="20"/>
-              </w:rPr>
-              <w:t>Algora Studio — corporate website of a software studio specialising in management software for Italian historical land-registry archives</w:t>
+            <w:proofErr w:type="spellStart"/>
+            <w:r>
+              <w:rPr>
+                <w:rFonts w:ascii="Arial" w:hAnsi="Arial" w:cs="Arial"/>
+                <w:sz w:val="20"/>
+                <w:lang w:val="en-US"/>
+              </w:rPr>
+              <w:t>Algora</w:t>
+            </w:r>
+            <w:proofErr w:type="spellEnd"/>
+            <w:r>
+              <w:rPr>
+                <w:rFonts w:ascii="Arial" w:hAnsi="Arial" w:cs="Arial"/>
+                <w:sz w:val="20"/>
+                <w:lang w:val="en-US"/>
+              </w:rPr>
+              <w:t xml:space="preserve"> Studio — corporate website of a software studio </w:t>
+            </w:r>
+            <w:proofErr w:type="spellStart"/>
+            <w:r>
+              <w:rPr>
+                <w:rFonts w:ascii="Arial" w:hAnsi="Arial" w:cs="Arial"/>
+                <w:sz w:val="20"/>
+                <w:lang w:val="en-US"/>
+              </w:rPr>
+              <w:t>specialising</w:t>
+            </w:r>
+            <w:proofErr w:type="spellEnd"/>
+            <w:r>
+              <w:rPr>
+                <w:rFonts w:ascii="Arial" w:hAnsi="Arial" w:cs="Arial"/>
+                <w:sz w:val="20"/>
+                <w:lang w:val="en-US"/>
+              </w:rPr>
+              <w:t xml:space="preserve"> in management software for Italian historical land-registry archives</w:t>
             </w:r>
           </w:p>
         </w:tc>
@@ -978,10 +983,28 @@
             <w:r>
               <w:rPr>
                 <w:rFonts w:ascii="Arial" w:hAnsi="Arial" w:cs="Arial"/>
-                <w:b w:val="0"/>
-                <w:sz w:val="20"/>
-              </w:rPr>
-              <w:t>HTML5; CSS3 (custom properties, Grid, Flexbox, media queries, @font-face); JavaScript ES6+ ("vanilla"). No framework and no library: no Bootstrap, no Tailwind, no jQuery.</w:t>
+                <w:sz w:val="20"/>
+                <w:lang w:val="en-US"/>
+              </w:rPr>
+              <w:t xml:space="preserve">HTML5; CSS3 (custom properties, Grid, Flexbox, media </w:t>
+            </w:r>
+            <w:proofErr w:type="gramStart"/>
+            <w:r>
+              <w:rPr>
+                <w:rFonts w:ascii="Arial" w:hAnsi="Arial" w:cs="Arial"/>
+                <w:sz w:val="20"/>
+                <w:lang w:val="en-US"/>
+              </w:rPr>
+              <w:t>queries, @</w:t>
+            </w:r>
+            <w:proofErr w:type="gramEnd"/>
+            <w:r>
+              <w:rPr>
+                <w:rFonts w:ascii="Arial" w:hAnsi="Arial" w:cs="Arial"/>
+                <w:sz w:val="20"/>
+                <w:lang w:val="en-US"/>
+              </w:rPr>
+              <w:t>font-face); JavaScript ES6+ ("vanilla"). No framework and no library: no Bootstrap, no Tailwind, no jQuery.</w:t>
             </w:r>
           </w:p>
         </w:tc>
@@ -1091,27 +1114,40 @@
             <w:r>
               <w:rPr>
                 <w:rFonts w:ascii="Arial" w:hAnsi="Arial" w:cs="Arial"/>
-                <w:b w:val="0"/>
-                <w:sz w:val="20"/>
-              </w:rPr>
-              <w:t>PHP 8 (mysqli extension with prepared statements, sessions, password hashing); MySQL / MariaDB; Apache. No CMS and no server-side framework.</w:t>
+                <w:sz w:val="20"/>
+                <w:lang w:val="en-US"/>
+              </w:rPr>
+              <w:t>PHP 8 (</w:t>
+            </w:r>
+            <w:proofErr w:type="spellStart"/>
+            <w:r>
+              <w:rPr>
+                <w:rFonts w:ascii="Arial" w:hAnsi="Arial" w:cs="Arial"/>
+                <w:sz w:val="20"/>
+                <w:lang w:val="en-US"/>
+              </w:rPr>
+              <w:t>mysqli</w:t>
+            </w:r>
+            <w:proofErr w:type="spellEnd"/>
+            <w:r>
+              <w:rPr>
+                <w:rFonts w:ascii="Arial" w:hAnsi="Arial" w:cs="Arial"/>
+                <w:sz w:val="20"/>
+                <w:lang w:val="en-US"/>
+              </w:rPr>
+              <w:t xml:space="preserve"> extension with prepared statements, sessions, password hashing); MySQL / MariaDB; Apache. </w:t>
+            </w:r>
+            <w:r>
+              <w:rPr>
+                <w:rFonts w:ascii="Arial" w:hAnsi="Arial" w:cs="Arial"/>
+                <w:sz w:val="20"/>
+              </w:rPr>
+              <w:t>No CMS and no server-side framework.</w:t>
             </w:r>
           </w:p>
         </w:tc>
       </w:tr>
     </w:tbl>
-    <w:p>
-      <w:pPr>
-        <w:spacing w:after="0" w:line="240" w:lineRule="auto"/>
-        <w:rPr>
-          <w:rFonts w:ascii="Arial" w:hAnsi="Arial" w:cs="Arial"/>
-          <w:b/>
-          <w:sz w:val="32"/>
-          <w:szCs w:val="32"/>
-          <w:lang w:val="en-US"/>
-        </w:rPr>
-      </w:pPr>
-    </w:p>
     <w:p>
       <w:pPr>
         <w:spacing w:after="0" w:line="240" w:lineRule="auto"/>
@@ -1311,7 +1347,6 @@
           </w:tcPr>
           <w:p>
             <w:pPr>
-              <w:spacing w:after="0"/>
               <w:rPr>
                 <w:rFonts w:ascii="Arial" w:hAnsi="Arial" w:cs="Arial"/>
                 <w:sz w:val="20"/>
@@ -1322,73 +1357,739 @@
             <w:r>
               <w:rPr>
                 <w:rFonts w:ascii="Arial" w:hAnsi="Arial" w:cs="Arial"/>
-                <w:b w:val="0"/>
-                <w:sz w:val="20"/>
-              </w:rPr>
-              <w:t>The site is the corporate website of Algora Studio, a software development studio that builds vertical applications for Italian cultural heritage: State Archives, municipal historical archives, notarial offices and foundations. Its subject is therefore a real professional service and a real product, Foliarium, a desktop application developed for the State Archive of Savona to digitise and search historical land-registry records dating from 1830 onwards.</w:t>
+                <w:sz w:val="20"/>
+                <w:lang w:val="en-US"/>
+              </w:rPr>
+              <w:t xml:space="preserve">The site is the corporate website of </w:t>
+            </w:r>
+            <w:proofErr w:type="spellStart"/>
+            <w:r>
+              <w:rPr>
+                <w:rFonts w:ascii="Arial" w:hAnsi="Arial" w:cs="Arial"/>
+                <w:sz w:val="20"/>
+                <w:lang w:val="en-US"/>
+              </w:rPr>
+              <w:t>Algora</w:t>
+            </w:r>
+            <w:proofErr w:type="spellEnd"/>
+            <w:r>
+              <w:rPr>
+                <w:rFonts w:ascii="Arial" w:hAnsi="Arial" w:cs="Arial"/>
+                <w:sz w:val="20"/>
+                <w:lang w:val="en-US"/>
+              </w:rPr>
+              <w:t xml:space="preserve"> Studio, a software development studio that builds vertical applications for Italian cultural heritage: State Archives, municipal historical archives, notarial </w:t>
+            </w:r>
+            <w:proofErr w:type="gramStart"/>
+            <w:r>
+              <w:rPr>
+                <w:rFonts w:ascii="Arial" w:hAnsi="Arial" w:cs="Arial"/>
+                <w:sz w:val="20"/>
+                <w:lang w:val="en-US"/>
+              </w:rPr>
+              <w:t>offices</w:t>
+            </w:r>
+            <w:proofErr w:type="gramEnd"/>
+            <w:r>
+              <w:rPr>
+                <w:rFonts w:ascii="Arial" w:hAnsi="Arial" w:cs="Arial"/>
+                <w:sz w:val="20"/>
+                <w:lang w:val="en-US"/>
+              </w:rPr>
+              <w:t xml:space="preserve"> and foundations. Its subject is therefore </w:t>
+            </w:r>
+            <w:r>
+              <w:rPr>
+                <w:rFonts w:ascii="Arial" w:hAnsi="Arial" w:cs="Arial"/>
+                <w:sz w:val="20"/>
+                <w:lang w:val="en-US"/>
+              </w:rPr>
+              <w:t>real</w:t>
+            </w:r>
+            <w:r>
+              <w:rPr>
+                <w:rFonts w:ascii="Arial" w:hAnsi="Arial" w:cs="Arial"/>
+                <w:sz w:val="20"/>
+                <w:lang w:val="en-US"/>
+              </w:rPr>
+              <w:t xml:space="preserve"> professional service and a real product, </w:t>
+            </w:r>
+            <w:r>
+              <w:rPr>
+                <w:rFonts w:ascii="Arial" w:hAnsi="Arial" w:cs="Arial"/>
+                <w:b/>
+                <w:bCs/>
+                <w:sz w:val="20"/>
+                <w:lang w:val="en-US"/>
+              </w:rPr>
+              <w:t>Foliarium</w:t>
+            </w:r>
+            <w:r>
+              <w:rPr>
+                <w:rFonts w:ascii="Arial" w:hAnsi="Arial" w:cs="Arial"/>
+                <w:sz w:val="20"/>
+                <w:lang w:val="en-US"/>
+              </w:rPr>
+              <w:t xml:space="preserve">, a desktop application developed for the State Archive of Savona to </w:t>
+            </w:r>
+            <w:r>
+              <w:rPr>
+                <w:rFonts w:ascii="Arial" w:hAnsi="Arial" w:cs="Arial"/>
+                <w:sz w:val="20"/>
+                <w:lang w:val="en-US"/>
+              </w:rPr>
+              <w:t>digitize</w:t>
+            </w:r>
+            <w:r>
+              <w:rPr>
+                <w:rFonts w:ascii="Arial" w:hAnsi="Arial" w:cs="Arial"/>
+                <w:sz w:val="20"/>
+                <w:lang w:val="en-US"/>
+              </w:rPr>
+              <w:t xml:space="preserve"> and search historical land-registry records dating from 1830 onwards.</w:t>
             </w:r>
           </w:p>
           <w:p>
             <w:pPr>
-              <w:spacing w:before="120" w:after="0"/>
+              <w:spacing w:before="120"/>
+              <w:rPr>
+                <w:rFonts w:ascii="Arial" w:hAnsi="Arial" w:cs="Arial"/>
+                <w:sz w:val="20"/>
+                <w:lang w:val="en-US"/>
+              </w:rPr>
             </w:pPr>
             <w:r>
               <w:rPr>
                 <w:rFonts w:ascii="Arial" w:hAnsi="Arial" w:cs="Arial"/>
                 <w:b/>
                 <w:sz w:val="20"/>
-              </w:rPr>
-              <w:t xml:space="preserve">Pages and sections. </w:t>
-            </w:r>
-            <w:r>
-              <w:rPr>
-                <w:rFonts w:ascii="Arial" w:hAnsi="Arial" w:cs="Arial"/>
-                <w:b w:val="0"/>
-                <w:sz w:val="20"/>
-              </w:rPr>
-              <w:t>The site has six content pages plus one service screen. index.php (home) presents the studio's vision, a manifesto, summary figures, a preview of the case study and a closing call to action. chi-siamo.php describes the philosophy of vertical development, three guiding values, the founder's profile and the technology stack. foliarium.php is the product page: features, five annotated screenshots and an embedded demo video, system requirements, licences and support packages. caso-studio.php presents the State Archive of Savona case study with quantitative results, a "before and after" comparison and the project phases. contatti.php explains how the demo works in four steps and hosts the contact form and an accordion FAQ. privacy.php is the privacy notice. archivio.php is a password-protected service screen through which the site owner reads, edits and deletes the contact requests stored in the database.</w:t>
+                <w:lang w:val="en-US"/>
+              </w:rPr>
+              <w:t>Pages and sections</w:t>
+            </w:r>
+            <w:r>
+              <w:rPr>
+                <w:rFonts w:ascii="Arial" w:hAnsi="Arial" w:cs="Arial"/>
+                <w:b/>
+                <w:sz w:val="20"/>
+                <w:lang w:val="en-US"/>
+              </w:rPr>
+              <w:t>:</w:t>
+            </w:r>
+            <w:r>
+              <w:rPr>
+                <w:rFonts w:ascii="Arial" w:hAnsi="Arial" w:cs="Arial"/>
+                <w:b/>
+                <w:sz w:val="20"/>
+                <w:lang w:val="en-US"/>
+              </w:rPr>
+              <w:t xml:space="preserve"> </w:t>
+            </w:r>
+            <w:r>
+              <w:rPr>
+                <w:rFonts w:ascii="Arial" w:hAnsi="Arial" w:cs="Arial"/>
+                <w:b/>
+                <w:sz w:val="20"/>
+                <w:lang w:val="en-US"/>
+              </w:rPr>
+              <w:t>t</w:t>
+            </w:r>
+            <w:r>
+              <w:rPr>
+                <w:rFonts w:ascii="Arial" w:hAnsi="Arial" w:cs="Arial"/>
+                <w:sz w:val="20"/>
+                <w:lang w:val="en-US"/>
+              </w:rPr>
+              <w:t xml:space="preserve">he site has six content pages plus one service screen. </w:t>
             </w:r>
           </w:p>
           <w:p>
             <w:pPr>
-              <w:spacing w:before="120" w:after="0"/>
+              <w:pStyle w:val="Paragrafoelenco"/>
+              <w:numPr>
+                <w:ilvl w:val="0"/>
+                <w:numId w:val="2"/>
+              </w:numPr>
+              <w:spacing w:before="120"/>
+              <w:rPr>
+                <w:rFonts w:ascii="Arial" w:hAnsi="Arial" w:cs="Arial"/>
+                <w:sz w:val="20"/>
+                <w:lang w:val="en-US"/>
+              </w:rPr>
             </w:pPr>
-            <w:r>
-              <w:rPr>
-                <w:rFonts w:ascii="Arial" w:hAnsi="Arial" w:cs="Arial"/>
-                <w:b/>
-                <w:sz w:val="20"/>
-              </w:rPr>
-              <w:t xml:space="preserve">Graphic design. </w:t>
-            </w:r>
-            <w:r>
-              <w:rPr>
-                <w:rFonts w:ascii="Arial" w:hAnsi="Arial" w:cs="Arial"/>
-                <w:b w:val="0"/>
-                <w:sz w:val="20"/>
-              </w:rPr>
-              <w:t>The navigation bar is fixed at the top of the viewport and spans the full width; it holds the wordmark on the left and five links on the right, the last of which is a call-to-action button. Below 961 px the links collapse behind a hamburger button. Each page opens with a hero section built on an asymmetric CSS Grid (a wide text column beside a narrower panel), and continues with full-width bands that alternate between two background tints to give the page a rhythm. Repeated content is laid out on card grids separated by a 2 px gap that lets the background show through, producing the effect of archival boxes divided by a hairline; in every grid one card is inverted to an ink background to draw the eye. The footer closes each page with four columns and a bottom bar. The palette, named "Warm Archive", uses parchment backgrounds, ink-coloured text and gold accents; the typography pairs Cormorant Garamond for display headings with Libre Baskerville for body text, and a sans-serif in letter-spaced uppercase for labels.</w:t>
+            <w:proofErr w:type="spellStart"/>
+            <w:r>
+              <w:rPr>
+                <w:rFonts w:ascii="Arial" w:hAnsi="Arial" w:cs="Arial"/>
+                <w:b/>
+                <w:bCs/>
+                <w:sz w:val="20"/>
+                <w:lang w:val="en-US"/>
+              </w:rPr>
+              <w:t>index.php</w:t>
+            </w:r>
+            <w:proofErr w:type="spellEnd"/>
+            <w:r>
+              <w:rPr>
+                <w:rFonts w:ascii="Arial" w:hAnsi="Arial" w:cs="Arial"/>
+                <w:sz w:val="20"/>
+                <w:lang w:val="en-US"/>
+              </w:rPr>
+              <w:t xml:space="preserve"> (home) presents the studio's vision, a manifesto, summary figures, a preview of the case study and a closing call to action. </w:t>
             </w:r>
           </w:p>
           <w:p>
             <w:pPr>
-              <w:spacing w:before="120" w:after="0"/>
+              <w:pStyle w:val="Paragrafoelenco"/>
+              <w:numPr>
+                <w:ilvl w:val="0"/>
+                <w:numId w:val="2"/>
+              </w:numPr>
+              <w:spacing w:before="120"/>
+              <w:rPr>
+                <w:rFonts w:ascii="Arial" w:hAnsi="Arial" w:cs="Arial"/>
+                <w:sz w:val="20"/>
+                <w:lang w:val="en-US"/>
+              </w:rPr>
             </w:pPr>
             <w:r>
               <w:rPr>
                 <w:rFonts w:ascii="Arial" w:hAnsi="Arial" w:cs="Arial"/>
                 <w:b/>
-                <w:sz w:val="20"/>
+                <w:bCs/>
+                <w:sz w:val="20"/>
+                <w:lang w:val="en-US"/>
+              </w:rPr>
+              <w:t>chi-</w:t>
+            </w:r>
+            <w:proofErr w:type="spellStart"/>
+            <w:r>
+              <w:rPr>
+                <w:rFonts w:ascii="Arial" w:hAnsi="Arial" w:cs="Arial"/>
+                <w:b/>
+                <w:bCs/>
+                <w:sz w:val="20"/>
+                <w:lang w:val="en-US"/>
+              </w:rPr>
+              <w:t>siamo.php</w:t>
+            </w:r>
+            <w:proofErr w:type="spellEnd"/>
+            <w:r>
+              <w:rPr>
+                <w:rFonts w:ascii="Arial" w:hAnsi="Arial" w:cs="Arial"/>
+                <w:sz w:val="20"/>
+                <w:lang w:val="en-US"/>
+              </w:rPr>
+              <w:t xml:space="preserve"> describes the philosophy of vertical development, three guiding values, the founder's </w:t>
+            </w:r>
+            <w:proofErr w:type="gramStart"/>
+            <w:r>
+              <w:rPr>
+                <w:rFonts w:ascii="Arial" w:hAnsi="Arial" w:cs="Arial"/>
+                <w:sz w:val="20"/>
+                <w:lang w:val="en-US"/>
+              </w:rPr>
+              <w:t>profile</w:t>
+            </w:r>
+            <w:proofErr w:type="gramEnd"/>
+            <w:r>
+              <w:rPr>
+                <w:rFonts w:ascii="Arial" w:hAnsi="Arial" w:cs="Arial"/>
+                <w:sz w:val="20"/>
+                <w:lang w:val="en-US"/>
+              </w:rPr>
+              <w:t xml:space="preserve"> and the technology stack. </w:t>
+            </w:r>
+          </w:p>
+          <w:p>
+            <w:pPr>
+              <w:pStyle w:val="Paragrafoelenco"/>
+              <w:numPr>
+                <w:ilvl w:val="0"/>
+                <w:numId w:val="2"/>
+              </w:numPr>
+              <w:spacing w:before="120"/>
+              <w:rPr>
+                <w:rFonts w:ascii="Arial" w:hAnsi="Arial" w:cs="Arial"/>
+                <w:sz w:val="20"/>
+                <w:lang w:val="en-US"/>
+              </w:rPr>
+            </w:pPr>
+            <w:proofErr w:type="spellStart"/>
+            <w:r>
+              <w:rPr>
+                <w:rFonts w:ascii="Arial" w:hAnsi="Arial" w:cs="Arial"/>
+                <w:b/>
+                <w:bCs/>
+                <w:sz w:val="20"/>
+                <w:lang w:val="en-US"/>
+              </w:rPr>
+              <w:t>foliarium.php</w:t>
+            </w:r>
+            <w:proofErr w:type="spellEnd"/>
+            <w:r>
+              <w:rPr>
+                <w:rFonts w:ascii="Arial" w:hAnsi="Arial" w:cs="Arial"/>
+                <w:sz w:val="20"/>
+                <w:lang w:val="en-US"/>
+              </w:rPr>
+              <w:t xml:space="preserve"> is the product page: features, five annotated screenshots and an embedded demo video, system requirements, </w:t>
+            </w:r>
+            <w:proofErr w:type="spellStart"/>
+            <w:proofErr w:type="gramStart"/>
+            <w:r>
+              <w:rPr>
+                <w:rFonts w:ascii="Arial" w:hAnsi="Arial" w:cs="Arial"/>
+                <w:sz w:val="20"/>
+                <w:lang w:val="en-US"/>
+              </w:rPr>
+              <w:t>licences</w:t>
+            </w:r>
+            <w:proofErr w:type="spellEnd"/>
+            <w:proofErr w:type="gramEnd"/>
+            <w:r>
+              <w:rPr>
+                <w:rFonts w:ascii="Arial" w:hAnsi="Arial" w:cs="Arial"/>
+                <w:sz w:val="20"/>
+                <w:lang w:val="en-US"/>
+              </w:rPr>
+              <w:t xml:space="preserve"> and support packages. </w:t>
+            </w:r>
+          </w:p>
+          <w:p>
+            <w:pPr>
+              <w:pStyle w:val="Paragrafoelenco"/>
+              <w:numPr>
+                <w:ilvl w:val="0"/>
+                <w:numId w:val="2"/>
+              </w:numPr>
+              <w:spacing w:before="120"/>
+              <w:rPr>
+                <w:rFonts w:ascii="Arial" w:hAnsi="Arial" w:cs="Arial"/>
+                <w:sz w:val="20"/>
+                <w:lang w:val="en-US"/>
+              </w:rPr>
+            </w:pPr>
+            <w:proofErr w:type="spellStart"/>
+            <w:r>
+              <w:rPr>
+                <w:rFonts w:ascii="Arial" w:hAnsi="Arial" w:cs="Arial"/>
+                <w:b/>
+                <w:bCs/>
+                <w:sz w:val="20"/>
+                <w:lang w:val="en-US"/>
+              </w:rPr>
+              <w:t>caso-studio.php</w:t>
+            </w:r>
+            <w:proofErr w:type="spellEnd"/>
+            <w:r>
+              <w:rPr>
+                <w:rFonts w:ascii="Arial" w:hAnsi="Arial" w:cs="Arial"/>
+                <w:sz w:val="20"/>
+                <w:lang w:val="en-US"/>
+              </w:rPr>
+              <w:t xml:space="preserve"> presents the State Archive of Savona case study with quantitative results, a "before and after" comparison and the project phases. </w:t>
+            </w:r>
+          </w:p>
+          <w:p>
+            <w:pPr>
+              <w:pStyle w:val="Paragrafoelenco"/>
+              <w:numPr>
+                <w:ilvl w:val="0"/>
+                <w:numId w:val="2"/>
+              </w:numPr>
+              <w:spacing w:before="120"/>
+              <w:rPr>
+                <w:rFonts w:ascii="Arial" w:hAnsi="Arial" w:cs="Arial"/>
+                <w:sz w:val="20"/>
+                <w:lang w:val="en-US"/>
+              </w:rPr>
+            </w:pPr>
+            <w:proofErr w:type="spellStart"/>
+            <w:r>
+              <w:rPr>
+                <w:rFonts w:ascii="Arial" w:hAnsi="Arial" w:cs="Arial"/>
+                <w:b/>
+                <w:bCs/>
+                <w:sz w:val="20"/>
+                <w:lang w:val="en-US"/>
+              </w:rPr>
+              <w:t>contatti.php</w:t>
+            </w:r>
+            <w:proofErr w:type="spellEnd"/>
+            <w:r>
+              <w:rPr>
+                <w:rFonts w:ascii="Arial" w:hAnsi="Arial" w:cs="Arial"/>
+                <w:sz w:val="20"/>
+                <w:lang w:val="en-US"/>
+              </w:rPr>
+              <w:t xml:space="preserve"> explains how the demo works in four steps and hosts the contact form and an accordion FAQ. </w:t>
+            </w:r>
+          </w:p>
+          <w:p>
+            <w:pPr>
+              <w:pStyle w:val="Paragrafoelenco"/>
+              <w:numPr>
+                <w:ilvl w:val="0"/>
+                <w:numId w:val="2"/>
+              </w:numPr>
+              <w:spacing w:before="120"/>
+              <w:rPr>
+                <w:rFonts w:ascii="Arial" w:hAnsi="Arial" w:cs="Arial"/>
+                <w:sz w:val="20"/>
+                <w:lang w:val="en-US"/>
+              </w:rPr>
+            </w:pPr>
+            <w:proofErr w:type="spellStart"/>
+            <w:r>
+              <w:rPr>
+                <w:rFonts w:ascii="Arial" w:hAnsi="Arial" w:cs="Arial"/>
+                <w:b/>
+                <w:bCs/>
+                <w:sz w:val="20"/>
+                <w:lang w:val="en-US"/>
+              </w:rPr>
+              <w:t>privacy.php</w:t>
+            </w:r>
+            <w:proofErr w:type="spellEnd"/>
+            <w:r>
+              <w:rPr>
+                <w:rFonts w:ascii="Arial" w:hAnsi="Arial" w:cs="Arial"/>
+                <w:sz w:val="20"/>
+                <w:lang w:val="en-US"/>
+              </w:rPr>
+              <w:t xml:space="preserve"> is the privacy notice. </w:t>
+            </w:r>
+          </w:p>
+          <w:p>
+            <w:pPr>
+              <w:pStyle w:val="Paragrafoelenco"/>
+              <w:numPr>
+                <w:ilvl w:val="0"/>
+                <w:numId w:val="2"/>
+              </w:numPr>
+              <w:spacing w:before="120"/>
+              <w:rPr>
+                <w:lang w:val="en-US"/>
+              </w:rPr>
+            </w:pPr>
+            <w:proofErr w:type="spellStart"/>
+            <w:r>
+              <w:rPr>
+                <w:rFonts w:ascii="Arial" w:hAnsi="Arial" w:cs="Arial"/>
+                <w:b/>
+                <w:bCs/>
+                <w:sz w:val="20"/>
+                <w:lang w:val="en-US"/>
+              </w:rPr>
+              <w:t>archivio.php</w:t>
+            </w:r>
+            <w:proofErr w:type="spellEnd"/>
+            <w:r>
+              <w:rPr>
+                <w:rFonts w:ascii="Arial" w:hAnsi="Arial" w:cs="Arial"/>
+                <w:sz w:val="20"/>
+                <w:lang w:val="en-US"/>
+              </w:rPr>
+              <w:t xml:space="preserve"> is a password-protected service screen through which the site owner reads, </w:t>
+            </w:r>
+            <w:proofErr w:type="gramStart"/>
+            <w:r>
+              <w:rPr>
+                <w:rFonts w:ascii="Arial" w:hAnsi="Arial" w:cs="Arial"/>
+                <w:sz w:val="20"/>
+                <w:lang w:val="en-US"/>
+              </w:rPr>
+              <w:t>edits</w:t>
+            </w:r>
+            <w:proofErr w:type="gramEnd"/>
+            <w:r>
+              <w:rPr>
+                <w:rFonts w:ascii="Arial" w:hAnsi="Arial" w:cs="Arial"/>
+                <w:sz w:val="20"/>
+                <w:lang w:val="en-US"/>
+              </w:rPr>
+              <w:t xml:space="preserve"> and deletes the contact requests stored in the database.</w:t>
+            </w:r>
+          </w:p>
+          <w:p>
+            <w:pPr>
+              <w:spacing w:before="120"/>
+              <w:rPr>
+                <w:lang w:val="en-US"/>
+              </w:rPr>
+            </w:pPr>
+            <w:r>
+              <w:rPr>
+                <w:rFonts w:ascii="Arial" w:hAnsi="Arial" w:cs="Arial"/>
+                <w:b/>
+                <w:sz w:val="20"/>
+                <w:lang w:val="en-US"/>
+              </w:rPr>
+              <w:t xml:space="preserve">Graphic design. </w:t>
+            </w:r>
+            <w:r>
+              <w:rPr>
+                <w:rFonts w:ascii="Arial" w:hAnsi="Arial" w:cs="Arial"/>
+                <w:sz w:val="20"/>
+                <w:lang w:val="en-US"/>
+              </w:rPr>
+              <w:t xml:space="preserve">The navigation bar </w:t>
+            </w:r>
+            <w:proofErr w:type="gramStart"/>
+            <w:r>
+              <w:rPr>
+                <w:rFonts w:ascii="Arial" w:hAnsi="Arial" w:cs="Arial"/>
+                <w:sz w:val="20"/>
+                <w:lang w:val="en-US"/>
+              </w:rPr>
+              <w:t>is fixed</w:t>
+            </w:r>
+            <w:proofErr w:type="gramEnd"/>
+            <w:r>
+              <w:rPr>
+                <w:rFonts w:ascii="Arial" w:hAnsi="Arial" w:cs="Arial"/>
+                <w:sz w:val="20"/>
+                <w:lang w:val="en-US"/>
+              </w:rPr>
+              <w:t xml:space="preserve"> at the top of the viewport and spans </w:t>
+            </w:r>
+            <w:proofErr w:type="gramStart"/>
+            <w:r>
+              <w:rPr>
+                <w:rFonts w:ascii="Arial" w:hAnsi="Arial" w:cs="Arial"/>
+                <w:sz w:val="20"/>
+                <w:lang w:val="en-US"/>
+              </w:rPr>
+              <w:t>the</w:t>
+            </w:r>
+            <w:r>
+              <w:rPr>
+                <w:rFonts w:ascii="Arial" w:hAnsi="Arial" w:cs="Arial"/>
+                <w:sz w:val="20"/>
+                <w:lang w:val="en-US"/>
+              </w:rPr>
+              <w:t xml:space="preserve"> </w:t>
+            </w:r>
+            <w:r>
+              <w:rPr>
+                <w:rFonts w:ascii="Arial" w:hAnsi="Arial" w:cs="Arial"/>
+                <w:sz w:val="20"/>
+                <w:lang w:val="en-US"/>
+              </w:rPr>
+              <w:t>full</w:t>
+            </w:r>
+            <w:proofErr w:type="gramEnd"/>
+            <w:r>
+              <w:rPr>
+                <w:rFonts w:ascii="Arial" w:hAnsi="Arial" w:cs="Arial"/>
+                <w:sz w:val="20"/>
+                <w:lang w:val="en-US"/>
+              </w:rPr>
+              <w:t xml:space="preserve"> width; it holds the wordmark on the left and five links on the right, the last of which is a call-to-action button. Below 961 </w:t>
+            </w:r>
+            <w:proofErr w:type="spellStart"/>
+            <w:r>
+              <w:rPr>
+                <w:rFonts w:ascii="Arial" w:hAnsi="Arial" w:cs="Arial"/>
+                <w:sz w:val="20"/>
+                <w:lang w:val="en-US"/>
+              </w:rPr>
+              <w:t>px</w:t>
+            </w:r>
+            <w:proofErr w:type="spellEnd"/>
+            <w:r>
+              <w:rPr>
+                <w:rFonts w:ascii="Arial" w:hAnsi="Arial" w:cs="Arial"/>
+                <w:sz w:val="20"/>
+                <w:lang w:val="en-US"/>
+              </w:rPr>
+              <w:t xml:space="preserve"> the links collapse behind a hamburger button. Each page opens with a hero section built on an asymmetric CSS Grid (a wide text column beside a narrower panel)</w:t>
+            </w:r>
+            <w:r>
+              <w:rPr>
+                <w:rFonts w:ascii="Arial" w:hAnsi="Arial" w:cs="Arial"/>
+                <w:sz w:val="20"/>
+                <w:lang w:val="en-US"/>
+              </w:rPr>
+              <w:t xml:space="preserve"> </w:t>
+            </w:r>
+            <w:r>
+              <w:rPr>
+                <w:rFonts w:ascii="Arial" w:hAnsi="Arial" w:cs="Arial"/>
+                <w:sz w:val="20"/>
+                <w:lang w:val="en-US"/>
+              </w:rPr>
+              <w:t xml:space="preserve">and continues with full-width bands that alternate between two background tints to give the page a rhythm. Repeated content </w:t>
+            </w:r>
+            <w:proofErr w:type="gramStart"/>
+            <w:r>
+              <w:rPr>
+                <w:rFonts w:ascii="Arial" w:hAnsi="Arial" w:cs="Arial"/>
+                <w:sz w:val="20"/>
+                <w:lang w:val="en-US"/>
+              </w:rPr>
+              <w:t>is laid</w:t>
+            </w:r>
+            <w:proofErr w:type="gramEnd"/>
+            <w:r>
+              <w:rPr>
+                <w:rFonts w:ascii="Arial" w:hAnsi="Arial" w:cs="Arial"/>
+                <w:sz w:val="20"/>
+                <w:lang w:val="en-US"/>
+              </w:rPr>
+              <w:t xml:space="preserve"> out on card grids separated by a </w:t>
+            </w:r>
+            <w:proofErr w:type="gramStart"/>
+            <w:r>
+              <w:rPr>
+                <w:rFonts w:ascii="Arial" w:hAnsi="Arial" w:cs="Arial"/>
+                <w:sz w:val="20"/>
+                <w:lang w:val="en-US"/>
+              </w:rPr>
+              <w:t>2</w:t>
+            </w:r>
+            <w:proofErr w:type="gramEnd"/>
+            <w:r>
+              <w:rPr>
+                <w:rFonts w:ascii="Arial" w:hAnsi="Arial" w:cs="Arial"/>
+                <w:sz w:val="20"/>
+                <w:lang w:val="en-US"/>
+              </w:rPr>
+              <w:t xml:space="preserve"> </w:t>
+            </w:r>
+            <w:proofErr w:type="spellStart"/>
+            <w:r>
+              <w:rPr>
+                <w:rFonts w:ascii="Arial" w:hAnsi="Arial" w:cs="Arial"/>
+                <w:sz w:val="20"/>
+                <w:lang w:val="en-US"/>
+              </w:rPr>
+              <w:t>px</w:t>
+            </w:r>
+            <w:proofErr w:type="spellEnd"/>
+            <w:r>
+              <w:rPr>
+                <w:rFonts w:ascii="Arial" w:hAnsi="Arial" w:cs="Arial"/>
+                <w:sz w:val="20"/>
+                <w:lang w:val="en-US"/>
+              </w:rPr>
+              <w:t xml:space="preserve"> gap that lets the background show through, producing the effect of archival boxes divided by a hairline; in every grid one card </w:t>
+            </w:r>
+            <w:proofErr w:type="gramStart"/>
+            <w:r>
+              <w:rPr>
+                <w:rFonts w:ascii="Arial" w:hAnsi="Arial" w:cs="Arial"/>
+                <w:sz w:val="20"/>
+                <w:lang w:val="en-US"/>
+              </w:rPr>
+              <w:t>is inverted</w:t>
+            </w:r>
+            <w:proofErr w:type="gramEnd"/>
+            <w:r>
+              <w:rPr>
+                <w:rFonts w:ascii="Arial" w:hAnsi="Arial" w:cs="Arial"/>
+                <w:sz w:val="20"/>
+                <w:lang w:val="en-US"/>
+              </w:rPr>
+              <w:t xml:space="preserve"> to an ink background to draw the eye. The footer closes each page with four columns and a bottom bar. The palette, named "Warm Archive", uses parchment backgrounds, ink-</w:t>
+            </w:r>
+            <w:proofErr w:type="spellStart"/>
+            <w:r>
+              <w:rPr>
+                <w:rFonts w:ascii="Arial" w:hAnsi="Arial" w:cs="Arial"/>
+                <w:sz w:val="20"/>
+                <w:lang w:val="en-US"/>
+              </w:rPr>
+              <w:t>coloured</w:t>
+            </w:r>
+            <w:proofErr w:type="spellEnd"/>
+            <w:r>
+              <w:rPr>
+                <w:rFonts w:ascii="Arial" w:hAnsi="Arial" w:cs="Arial"/>
+                <w:sz w:val="20"/>
+                <w:lang w:val="en-US"/>
+              </w:rPr>
+              <w:t xml:space="preserve"> text and gold accents; the typography pairs Cormorant Garamond for display headings with Libre Baskerville for body text, and a sans-serif in letter-spaced uppercase for labels.</w:t>
+            </w:r>
+          </w:p>
+          <w:p>
+            <w:pPr>
+              <w:spacing w:before="120"/>
+              <w:rPr>
+                <w:lang w:val="en-US"/>
+              </w:rPr>
+            </w:pPr>
+            <w:r>
+              <w:rPr>
+                <w:rFonts w:ascii="Arial" w:hAnsi="Arial" w:cs="Arial"/>
+                <w:b/>
+                <w:sz w:val="20"/>
+                <w:lang w:val="en-US"/>
               </w:rPr>
               <w:t xml:space="preserve">Inspiration. </w:t>
             </w:r>
             <w:r>
               <w:rPr>
                 <w:rFonts w:ascii="Arial" w:hAnsi="Arial" w:cs="Arial"/>
-                <w:b w:val="0"/>
-                <w:sz w:val="20"/>
-              </w:rPr>
-              <w:t>No existing website was used as a model, and no ready-made template was adapted: layout, palette, typography and page structure were designed from scratch for this project. The two typefaces come from Google Fonts (fonts.google.com) but are self-hosted, as explained in the technical section.</w:t>
+                <w:sz w:val="20"/>
+                <w:lang w:val="en-US"/>
+              </w:rPr>
+              <w:t xml:space="preserve">No existing website </w:t>
+            </w:r>
+            <w:proofErr w:type="gramStart"/>
+            <w:r>
+              <w:rPr>
+                <w:rFonts w:ascii="Arial" w:hAnsi="Arial" w:cs="Arial"/>
+                <w:sz w:val="20"/>
+                <w:lang w:val="en-US"/>
+              </w:rPr>
+              <w:t>was used</w:t>
+            </w:r>
+            <w:proofErr w:type="gramEnd"/>
+            <w:r>
+              <w:rPr>
+                <w:rFonts w:ascii="Arial" w:hAnsi="Arial" w:cs="Arial"/>
+                <w:sz w:val="20"/>
+                <w:lang w:val="en-US"/>
+              </w:rPr>
+              <w:t xml:space="preserve"> as a model, and no ready-made template was adapted: layout, palette, </w:t>
+            </w:r>
+            <w:proofErr w:type="gramStart"/>
+            <w:r>
+              <w:rPr>
+                <w:rFonts w:ascii="Arial" w:hAnsi="Arial" w:cs="Arial"/>
+                <w:sz w:val="20"/>
+                <w:lang w:val="en-US"/>
+              </w:rPr>
+              <w:t>typography</w:t>
+            </w:r>
+            <w:proofErr w:type="gramEnd"/>
+            <w:r>
+              <w:rPr>
+                <w:rFonts w:ascii="Arial" w:hAnsi="Arial" w:cs="Arial"/>
+                <w:sz w:val="20"/>
+                <w:lang w:val="en-US"/>
+              </w:rPr>
+              <w:t xml:space="preserve"> and page structure </w:t>
+            </w:r>
+            <w:proofErr w:type="gramStart"/>
+            <w:r>
+              <w:rPr>
+                <w:rFonts w:ascii="Arial" w:hAnsi="Arial" w:cs="Arial"/>
+                <w:sz w:val="20"/>
+                <w:lang w:val="en-US"/>
+              </w:rPr>
+              <w:t>were designed</w:t>
+            </w:r>
+            <w:proofErr w:type="gramEnd"/>
+            <w:r>
+              <w:rPr>
+                <w:rFonts w:ascii="Arial" w:hAnsi="Arial" w:cs="Arial"/>
+                <w:sz w:val="20"/>
+                <w:lang w:val="en-US"/>
+              </w:rPr>
+              <w:t xml:space="preserve"> from scratch for this project. The two typefaces come from Google Fonts (fonts.google.com) but are self-hosted, as explained in the technical section.</w:t>
             </w:r>
           </w:p>
         </w:tc>
@@ -1442,7 +2143,6 @@
           </w:tcPr>
           <w:p>
             <w:pPr>
-              <w:spacing w:after="0"/>
               <w:rPr>
                 <w:rFonts w:ascii="Arial" w:hAnsi="Arial" w:cs="Arial"/>
                 <w:sz w:val="20"/>
@@ -1455,142 +2155,2216 @@
                 <w:rFonts w:ascii="Arial" w:hAnsi="Arial" w:cs="Arial"/>
                 <w:b/>
                 <w:sz w:val="20"/>
+                <w:lang w:val="en-US"/>
               </w:rPr>
               <w:t xml:space="preserve">Folders and files. </w:t>
             </w:r>
             <w:r>
               <w:rPr>
                 <w:rFonts w:ascii="Arial" w:hAnsi="Arial" w:cs="Arial"/>
-                <w:b w:val="0"/>
-                <w:sz w:val="20"/>
-              </w:rPr>
-              <w:t>The project root holds the pages and the shared code. The home page file is index.php. Alongside it are the five other content pages (chi-siamo.php, foliarium.php, caso-studio.php, contatti.php, privacy.php), the reserved area (archivio.php), the script that processes the form (invia-contatto.php), the two includes shared by every page (nav.php, footer.php), the database configuration (config-db.esempio.php, the model for the real config-db.php, which is excluded from version control), the reserved-area password hash (config-admin.php), the DDL script (crea_db.sql), the single stylesheet (style.css), the single script (main.js), the web app manifest and the favicon. Four folders complete the project: fonts/ holds the eight self-hosted WOFF2 typeface files (300 KB); img/ holds the five product screenshots and the video poster frame; img/marchi/ holds the logos in SVG and PNG together with the source files; video/ holds the demo video in its two encodings. Each asset folder carries a LEGGIMI.md file documenting the provenance of its content.</w:t>
+                <w:sz w:val="20"/>
+                <w:lang w:val="en-US"/>
+              </w:rPr>
+              <w:t xml:space="preserve">The project root holds the pages and the shared code. The home page file is </w:t>
+            </w:r>
+            <w:proofErr w:type="spellStart"/>
+            <w:r>
+              <w:rPr>
+                <w:rFonts w:ascii="Arial" w:hAnsi="Arial" w:cs="Arial"/>
+                <w:b/>
+                <w:bCs/>
+                <w:sz w:val="20"/>
+                <w:lang w:val="en-US"/>
+              </w:rPr>
+              <w:t>index.php</w:t>
+            </w:r>
+            <w:proofErr w:type="spellEnd"/>
+            <w:r>
+              <w:rPr>
+                <w:rFonts w:ascii="Arial" w:hAnsi="Arial" w:cs="Arial"/>
+                <w:sz w:val="20"/>
+                <w:lang w:val="en-US"/>
+              </w:rPr>
+              <w:t>. Alongside it are the five other content pages (</w:t>
+            </w:r>
+            <w:r>
+              <w:rPr>
+                <w:rFonts w:ascii="Arial" w:hAnsi="Arial" w:cs="Arial"/>
+                <w:b/>
+                <w:bCs/>
+                <w:sz w:val="20"/>
+                <w:lang w:val="en-US"/>
+              </w:rPr>
+              <w:t>chi-</w:t>
+            </w:r>
+            <w:proofErr w:type="spellStart"/>
+            <w:r>
+              <w:rPr>
+                <w:rFonts w:ascii="Arial" w:hAnsi="Arial" w:cs="Arial"/>
+                <w:b/>
+                <w:bCs/>
+                <w:sz w:val="20"/>
+                <w:lang w:val="en-US"/>
+              </w:rPr>
+              <w:t>siamo.php</w:t>
+            </w:r>
+            <w:proofErr w:type="spellEnd"/>
+            <w:r>
+              <w:rPr>
+                <w:rFonts w:ascii="Arial" w:hAnsi="Arial" w:cs="Arial"/>
+                <w:sz w:val="20"/>
+                <w:lang w:val="en-US"/>
+              </w:rPr>
+              <w:t xml:space="preserve">, </w:t>
+            </w:r>
+            <w:proofErr w:type="spellStart"/>
+            <w:r>
+              <w:rPr>
+                <w:rFonts w:ascii="Arial" w:hAnsi="Arial" w:cs="Arial"/>
+                <w:b/>
+                <w:bCs/>
+                <w:sz w:val="20"/>
+                <w:lang w:val="en-US"/>
+              </w:rPr>
+              <w:t>foliarium.php</w:t>
+            </w:r>
+            <w:proofErr w:type="spellEnd"/>
+            <w:r>
+              <w:rPr>
+                <w:rFonts w:ascii="Arial" w:hAnsi="Arial" w:cs="Arial"/>
+                <w:sz w:val="20"/>
+                <w:lang w:val="en-US"/>
+              </w:rPr>
+              <w:t>,</w:t>
+            </w:r>
+            <w:r>
+              <w:rPr>
+                <w:rFonts w:ascii="Arial" w:hAnsi="Arial" w:cs="Arial"/>
+                <w:sz w:val="20"/>
+                <w:lang w:val="en-US"/>
+              </w:rPr>
+              <w:t xml:space="preserve"> </w:t>
+            </w:r>
+            <w:proofErr w:type="spellStart"/>
+            <w:r>
+              <w:rPr>
+                <w:rFonts w:ascii="Arial" w:hAnsi="Arial" w:cs="Arial"/>
+                <w:b/>
+                <w:bCs/>
+                <w:sz w:val="20"/>
+                <w:lang w:val="en-US"/>
+              </w:rPr>
+              <w:t>caso-studio.php</w:t>
+            </w:r>
+            <w:proofErr w:type="spellEnd"/>
+            <w:r>
+              <w:rPr>
+                <w:rFonts w:ascii="Arial" w:hAnsi="Arial" w:cs="Arial"/>
+                <w:sz w:val="20"/>
+                <w:lang w:val="en-US"/>
+              </w:rPr>
+              <w:t xml:space="preserve">, </w:t>
+            </w:r>
+            <w:proofErr w:type="spellStart"/>
+            <w:r>
+              <w:rPr>
+                <w:rFonts w:ascii="Arial" w:hAnsi="Arial" w:cs="Arial"/>
+                <w:b/>
+                <w:bCs/>
+                <w:sz w:val="20"/>
+                <w:lang w:val="en-US"/>
+              </w:rPr>
+              <w:t>contatti.php</w:t>
+            </w:r>
+            <w:proofErr w:type="spellEnd"/>
+            <w:r>
+              <w:rPr>
+                <w:rFonts w:ascii="Arial" w:hAnsi="Arial" w:cs="Arial"/>
+                <w:sz w:val="20"/>
+                <w:lang w:val="en-US"/>
+              </w:rPr>
+              <w:t>,</w:t>
+            </w:r>
+            <w:r>
+              <w:rPr>
+                <w:rFonts w:ascii="Arial" w:hAnsi="Arial" w:cs="Arial"/>
+                <w:sz w:val="20"/>
+                <w:lang w:val="en-US"/>
+              </w:rPr>
+              <w:t xml:space="preserve"> </w:t>
+            </w:r>
+            <w:proofErr w:type="spellStart"/>
+            <w:r>
+              <w:rPr>
+                <w:rFonts w:ascii="Arial" w:hAnsi="Arial" w:cs="Arial"/>
+                <w:b/>
+                <w:bCs/>
+                <w:sz w:val="20"/>
+                <w:lang w:val="en-US"/>
+              </w:rPr>
+              <w:t>privacy.php</w:t>
+            </w:r>
+            <w:proofErr w:type="spellEnd"/>
+            <w:r>
+              <w:rPr>
+                <w:rFonts w:ascii="Arial" w:hAnsi="Arial" w:cs="Arial"/>
+                <w:sz w:val="20"/>
+                <w:lang w:val="en-US"/>
+              </w:rPr>
+              <w:t>), the reserved area (</w:t>
+            </w:r>
+            <w:proofErr w:type="spellStart"/>
+            <w:r>
+              <w:rPr>
+                <w:rFonts w:ascii="Arial" w:hAnsi="Arial" w:cs="Arial"/>
+                <w:b/>
+                <w:bCs/>
+                <w:sz w:val="20"/>
+                <w:lang w:val="en-US"/>
+              </w:rPr>
+              <w:t>archivio.php</w:t>
+            </w:r>
+            <w:proofErr w:type="spellEnd"/>
+            <w:r>
+              <w:rPr>
+                <w:rFonts w:ascii="Arial" w:hAnsi="Arial" w:cs="Arial"/>
+                <w:sz w:val="20"/>
+                <w:lang w:val="en-US"/>
+              </w:rPr>
+              <w:t>), the script that processes the form (</w:t>
+            </w:r>
+            <w:proofErr w:type="spellStart"/>
+            <w:r>
+              <w:rPr>
+                <w:rFonts w:ascii="Arial" w:hAnsi="Arial" w:cs="Arial"/>
+                <w:b/>
+                <w:bCs/>
+                <w:sz w:val="20"/>
+                <w:lang w:val="en-US"/>
+              </w:rPr>
+              <w:t>invia-contatto.php</w:t>
+            </w:r>
+            <w:proofErr w:type="spellEnd"/>
+            <w:r>
+              <w:rPr>
+                <w:rFonts w:ascii="Arial" w:hAnsi="Arial" w:cs="Arial"/>
+                <w:sz w:val="20"/>
+                <w:lang w:val="en-US"/>
+              </w:rPr>
+              <w:t>), the two includes shared by every page (</w:t>
+            </w:r>
+            <w:proofErr w:type="spellStart"/>
+            <w:r>
+              <w:rPr>
+                <w:rFonts w:ascii="Arial" w:hAnsi="Arial" w:cs="Arial"/>
+                <w:b/>
+                <w:bCs/>
+                <w:sz w:val="20"/>
+                <w:lang w:val="en-US"/>
+              </w:rPr>
+              <w:t>nav.php</w:t>
+            </w:r>
+            <w:proofErr w:type="spellEnd"/>
+            <w:r>
+              <w:rPr>
+                <w:rFonts w:ascii="Arial" w:hAnsi="Arial" w:cs="Arial"/>
+                <w:sz w:val="20"/>
+                <w:lang w:val="en-US"/>
+              </w:rPr>
+              <w:t xml:space="preserve">, </w:t>
+            </w:r>
+            <w:proofErr w:type="spellStart"/>
+            <w:r>
+              <w:rPr>
+                <w:rFonts w:ascii="Arial" w:hAnsi="Arial" w:cs="Arial"/>
+                <w:b/>
+                <w:bCs/>
+                <w:sz w:val="20"/>
+                <w:lang w:val="en-US"/>
+              </w:rPr>
+              <w:t>footer.php</w:t>
+            </w:r>
+            <w:proofErr w:type="spellEnd"/>
+            <w:r>
+              <w:rPr>
+                <w:rFonts w:ascii="Arial" w:hAnsi="Arial" w:cs="Arial"/>
+                <w:sz w:val="20"/>
+                <w:lang w:val="en-US"/>
+              </w:rPr>
+              <w:t>), the database configuration (</w:t>
+            </w:r>
+            <w:r>
+              <w:rPr>
+                <w:rFonts w:ascii="Arial" w:hAnsi="Arial" w:cs="Arial"/>
+                <w:b/>
+                <w:bCs/>
+                <w:sz w:val="20"/>
+                <w:lang w:val="en-US"/>
+              </w:rPr>
+              <w:t>config-</w:t>
+            </w:r>
+            <w:proofErr w:type="spellStart"/>
+            <w:r>
+              <w:rPr>
+                <w:rFonts w:ascii="Arial" w:hAnsi="Arial" w:cs="Arial"/>
+                <w:b/>
+                <w:bCs/>
+                <w:sz w:val="20"/>
+                <w:lang w:val="en-US"/>
+              </w:rPr>
+              <w:t>db.esempio.php</w:t>
+            </w:r>
+            <w:proofErr w:type="spellEnd"/>
+            <w:r>
+              <w:rPr>
+                <w:rFonts w:ascii="Arial" w:hAnsi="Arial" w:cs="Arial"/>
+                <w:sz w:val="20"/>
+                <w:lang w:val="en-US"/>
+              </w:rPr>
+              <w:t xml:space="preserve">, the model for the real </w:t>
+            </w:r>
+            <w:r>
+              <w:rPr>
+                <w:rFonts w:ascii="Arial" w:hAnsi="Arial" w:cs="Arial"/>
+                <w:b/>
+                <w:bCs/>
+                <w:sz w:val="20"/>
+                <w:lang w:val="en-US"/>
+              </w:rPr>
+              <w:t>config-</w:t>
+            </w:r>
+            <w:proofErr w:type="spellStart"/>
+            <w:r>
+              <w:rPr>
+                <w:rFonts w:ascii="Arial" w:hAnsi="Arial" w:cs="Arial"/>
+                <w:b/>
+                <w:bCs/>
+                <w:sz w:val="20"/>
+                <w:lang w:val="en-US"/>
+              </w:rPr>
+              <w:t>db.php</w:t>
+            </w:r>
+            <w:proofErr w:type="spellEnd"/>
+            <w:r>
+              <w:rPr>
+                <w:rFonts w:ascii="Arial" w:hAnsi="Arial" w:cs="Arial"/>
+                <w:sz w:val="20"/>
+                <w:lang w:val="en-US"/>
+              </w:rPr>
+              <w:t>, which is excluded from version control), the reserved-area password hash (</w:t>
+            </w:r>
+            <w:r>
+              <w:rPr>
+                <w:rFonts w:ascii="Arial" w:hAnsi="Arial" w:cs="Arial"/>
+                <w:b/>
+                <w:bCs/>
+                <w:sz w:val="20"/>
+                <w:lang w:val="en-US"/>
+              </w:rPr>
+              <w:t>config-</w:t>
+            </w:r>
+            <w:proofErr w:type="spellStart"/>
+            <w:r>
+              <w:rPr>
+                <w:rFonts w:ascii="Arial" w:hAnsi="Arial" w:cs="Arial"/>
+                <w:b/>
+                <w:bCs/>
+                <w:sz w:val="20"/>
+                <w:lang w:val="en-US"/>
+              </w:rPr>
+              <w:t>admin.php</w:t>
+            </w:r>
+            <w:proofErr w:type="spellEnd"/>
+            <w:r>
+              <w:rPr>
+                <w:rFonts w:ascii="Arial" w:hAnsi="Arial" w:cs="Arial"/>
+                <w:sz w:val="20"/>
+                <w:lang w:val="en-US"/>
+              </w:rPr>
+              <w:t>), the DDL script (</w:t>
+            </w:r>
+            <w:proofErr w:type="spellStart"/>
+            <w:r>
+              <w:rPr>
+                <w:rFonts w:ascii="Arial" w:hAnsi="Arial" w:cs="Arial"/>
+                <w:b/>
+                <w:bCs/>
+                <w:sz w:val="20"/>
+                <w:lang w:val="en-US"/>
+              </w:rPr>
+              <w:t>crea_db.sql</w:t>
+            </w:r>
+            <w:proofErr w:type="spellEnd"/>
+            <w:r>
+              <w:rPr>
+                <w:rFonts w:ascii="Arial" w:hAnsi="Arial" w:cs="Arial"/>
+                <w:sz w:val="20"/>
+                <w:lang w:val="en-US"/>
+              </w:rPr>
+              <w:t>), the single stylesheet (</w:t>
+            </w:r>
+            <w:r>
+              <w:rPr>
+                <w:rFonts w:ascii="Arial" w:hAnsi="Arial" w:cs="Arial"/>
+                <w:b/>
+                <w:bCs/>
+                <w:sz w:val="20"/>
+                <w:lang w:val="en-US"/>
+              </w:rPr>
+              <w:t>style.css</w:t>
+            </w:r>
+            <w:r>
+              <w:rPr>
+                <w:rFonts w:ascii="Arial" w:hAnsi="Arial" w:cs="Arial"/>
+                <w:sz w:val="20"/>
+                <w:lang w:val="en-US"/>
+              </w:rPr>
+              <w:t>), the single script (</w:t>
+            </w:r>
+            <w:r>
+              <w:rPr>
+                <w:rFonts w:ascii="Arial" w:hAnsi="Arial" w:cs="Arial"/>
+                <w:b/>
+                <w:bCs/>
+                <w:sz w:val="20"/>
+                <w:lang w:val="en-US"/>
+              </w:rPr>
+              <w:t>main.js</w:t>
+            </w:r>
+            <w:r>
+              <w:rPr>
+                <w:rFonts w:ascii="Arial" w:hAnsi="Arial" w:cs="Arial"/>
+                <w:sz w:val="20"/>
+                <w:lang w:val="en-US"/>
+              </w:rPr>
+              <w:t xml:space="preserve">), the web app manifest and the favicon. Four folders complete the project: </w:t>
+            </w:r>
+            <w:r>
+              <w:rPr>
+                <w:rFonts w:ascii="Arial" w:hAnsi="Arial" w:cs="Arial"/>
+                <w:b/>
+                <w:bCs/>
+                <w:sz w:val="20"/>
+                <w:lang w:val="en-US"/>
+              </w:rPr>
+              <w:t>fonts/</w:t>
+            </w:r>
+            <w:r>
+              <w:rPr>
+                <w:rFonts w:ascii="Arial" w:hAnsi="Arial" w:cs="Arial"/>
+                <w:sz w:val="20"/>
+                <w:lang w:val="en-US"/>
+              </w:rPr>
+              <w:t xml:space="preserve"> holds the eight self-hosted WOFF2 typeface files (300 KB); </w:t>
+            </w:r>
+            <w:proofErr w:type="spellStart"/>
+            <w:r>
+              <w:rPr>
+                <w:rFonts w:ascii="Arial" w:hAnsi="Arial" w:cs="Arial"/>
+                <w:b/>
+                <w:bCs/>
+                <w:sz w:val="20"/>
+                <w:lang w:val="en-US"/>
+              </w:rPr>
+              <w:t>img</w:t>
+            </w:r>
+            <w:proofErr w:type="spellEnd"/>
+            <w:r>
+              <w:rPr>
+                <w:rFonts w:ascii="Arial" w:hAnsi="Arial" w:cs="Arial"/>
+                <w:b/>
+                <w:bCs/>
+                <w:sz w:val="20"/>
+                <w:lang w:val="en-US"/>
+              </w:rPr>
+              <w:t>/</w:t>
+            </w:r>
+            <w:r>
+              <w:rPr>
+                <w:rFonts w:ascii="Arial" w:hAnsi="Arial" w:cs="Arial"/>
+                <w:sz w:val="20"/>
+                <w:lang w:val="en-US"/>
+              </w:rPr>
+              <w:t xml:space="preserve"> holds the five product screenshots and the video poster frame; </w:t>
+            </w:r>
+            <w:proofErr w:type="spellStart"/>
+            <w:r>
+              <w:rPr>
+                <w:rFonts w:ascii="Arial" w:hAnsi="Arial" w:cs="Arial"/>
+                <w:b/>
+                <w:bCs/>
+                <w:sz w:val="20"/>
+                <w:lang w:val="en-US"/>
+              </w:rPr>
+              <w:t>img</w:t>
+            </w:r>
+            <w:proofErr w:type="spellEnd"/>
+            <w:r>
+              <w:rPr>
+                <w:rFonts w:ascii="Arial" w:hAnsi="Arial" w:cs="Arial"/>
+                <w:b/>
+                <w:bCs/>
+                <w:sz w:val="20"/>
+                <w:lang w:val="en-US"/>
+              </w:rPr>
+              <w:t>/</w:t>
+            </w:r>
+            <w:proofErr w:type="spellStart"/>
+            <w:r>
+              <w:rPr>
+                <w:rFonts w:ascii="Arial" w:hAnsi="Arial" w:cs="Arial"/>
+                <w:b/>
+                <w:bCs/>
+                <w:sz w:val="20"/>
+                <w:lang w:val="en-US"/>
+              </w:rPr>
+              <w:t>marchi</w:t>
+            </w:r>
+            <w:proofErr w:type="spellEnd"/>
+            <w:r>
+              <w:rPr>
+                <w:rFonts w:ascii="Arial" w:hAnsi="Arial" w:cs="Arial"/>
+                <w:b/>
+                <w:bCs/>
+                <w:sz w:val="20"/>
+                <w:lang w:val="en-US"/>
+              </w:rPr>
+              <w:t>/</w:t>
+            </w:r>
+            <w:r>
+              <w:rPr>
+                <w:rFonts w:ascii="Arial" w:hAnsi="Arial" w:cs="Arial"/>
+                <w:sz w:val="20"/>
+                <w:lang w:val="en-US"/>
+              </w:rPr>
+              <w:t xml:space="preserve"> holds the logos in SVG and PNG together with the source files; </w:t>
+            </w:r>
+            <w:r>
+              <w:rPr>
+                <w:rFonts w:ascii="Arial" w:hAnsi="Arial" w:cs="Arial"/>
+                <w:b/>
+                <w:bCs/>
+                <w:sz w:val="20"/>
+                <w:lang w:val="en-US"/>
+              </w:rPr>
+              <w:t>video/</w:t>
+            </w:r>
+            <w:r>
+              <w:rPr>
+                <w:rFonts w:ascii="Arial" w:hAnsi="Arial" w:cs="Arial"/>
+                <w:sz w:val="20"/>
+                <w:lang w:val="en-US"/>
+              </w:rPr>
+              <w:t xml:space="preserve"> holds the demo video in its two encodings. Each asset folder carries a LEGGIMI.md file documenting the provenance of its content.</w:t>
             </w:r>
           </w:p>
           <w:p>
             <w:pPr>
-              <w:spacing w:before="120" w:after="0"/>
+              <w:spacing w:before="120"/>
+              <w:rPr>
+                <w:rFonts w:ascii="Arial" w:hAnsi="Arial" w:cs="Arial"/>
+                <w:sz w:val="20"/>
+                <w:lang w:val="en-US"/>
+              </w:rPr>
             </w:pPr>
             <w:r>
               <w:rPr>
                 <w:rFonts w:ascii="Arial" w:hAnsi="Arial" w:cs="Arial"/>
                 <w:b/>
                 <w:sz w:val="20"/>
+                <w:lang w:val="en-US"/>
               </w:rPr>
               <w:t xml:space="preserve">HTML structure of pages. </w:t>
             </w:r>
             <w:r>
               <w:rPr>
                 <w:rFonts w:ascii="Arial" w:hAnsi="Arial" w:cs="Arial"/>
-                <w:b w:val="0"/>
-                <w:sz w:val="20"/>
-              </w:rPr>
-              <w:t>Every page follows the same skeleton: a skip link, the navigation bar produced by nav.php, a &lt;main id="contenuto"&gt; wrapper, a sequence of &lt;section&gt; blocks, and the footer produced by footer.php. Hero blocks use &lt;header&gt;; there are twenty-five &lt;section&gt; elements across the site. The screenshots and the demo video are marked up as &lt;figure&gt; with &lt;figcaption&gt;; the textual alternative to the video is a &lt;details&gt; element; the accordion FAQ questions are &lt;h3&gt; headings containing a native &lt;button&gt;. The heading hierarchy is continuous on every page: one &lt;h1&gt;, then &lt;h2&gt; and &lt;h3&gt; with no skipped levels. &lt;article&gt; is not used, because no block of the site is a self-contained syndicable item. The navigation bar and the footer exist in a single copy: the content pages are .php files precisely so that they can include them, and the current menu item is highlighted by comparing a $active variable with the keys of the array that describes the menu.</w:t>
+                <w:sz w:val="20"/>
+                <w:lang w:val="en-US"/>
+              </w:rPr>
+              <w:t xml:space="preserve">Every page follows the same skeleton: a skip link, the navigation bar produced by </w:t>
+            </w:r>
+            <w:proofErr w:type="spellStart"/>
+            <w:r>
+              <w:rPr>
+                <w:rFonts w:ascii="Arial" w:hAnsi="Arial" w:cs="Arial"/>
+                <w:sz w:val="20"/>
+                <w:lang w:val="en-US"/>
+              </w:rPr>
+              <w:t>nav.php</w:t>
+            </w:r>
+            <w:proofErr w:type="spellEnd"/>
+            <w:r>
+              <w:rPr>
+                <w:rFonts w:ascii="Arial" w:hAnsi="Arial" w:cs="Arial"/>
+                <w:sz w:val="20"/>
+                <w:lang w:val="en-US"/>
+              </w:rPr>
+              <w:t xml:space="preserve">, a </w:t>
+            </w:r>
+            <w:r>
+              <w:rPr>
+                <w:rFonts w:ascii="Arial" w:hAnsi="Arial" w:cs="Arial"/>
+                <w:i/>
+                <w:iCs/>
+                <w:sz w:val="20"/>
+                <w:lang w:val="en-US"/>
+              </w:rPr>
+              <w:t>&lt;main id="</w:t>
+            </w:r>
+            <w:proofErr w:type="spellStart"/>
+            <w:r>
+              <w:rPr>
+                <w:rFonts w:ascii="Arial" w:hAnsi="Arial" w:cs="Arial"/>
+                <w:i/>
+                <w:iCs/>
+                <w:sz w:val="20"/>
+                <w:lang w:val="en-US"/>
+              </w:rPr>
+              <w:t>contenuto</w:t>
+            </w:r>
+            <w:proofErr w:type="spellEnd"/>
+            <w:r>
+              <w:rPr>
+                <w:rFonts w:ascii="Arial" w:hAnsi="Arial" w:cs="Arial"/>
+                <w:i/>
+                <w:iCs/>
+                <w:sz w:val="20"/>
+                <w:lang w:val="en-US"/>
+              </w:rPr>
+              <w:t>"&gt;</w:t>
+            </w:r>
+            <w:r>
+              <w:rPr>
+                <w:rFonts w:ascii="Arial" w:hAnsi="Arial" w:cs="Arial"/>
+                <w:sz w:val="20"/>
+                <w:lang w:val="en-US"/>
+              </w:rPr>
+              <w:t xml:space="preserve"> wrapper, a sequence of </w:t>
+            </w:r>
+            <w:r>
+              <w:rPr>
+                <w:rFonts w:ascii="Arial" w:hAnsi="Arial" w:cs="Arial"/>
+                <w:i/>
+                <w:iCs/>
+                <w:sz w:val="20"/>
+                <w:lang w:val="en-US"/>
+              </w:rPr>
+              <w:t>&lt;section&gt;</w:t>
+            </w:r>
+            <w:r>
+              <w:rPr>
+                <w:rFonts w:ascii="Arial" w:hAnsi="Arial" w:cs="Arial"/>
+                <w:sz w:val="20"/>
+                <w:lang w:val="en-US"/>
+              </w:rPr>
+              <w:t xml:space="preserve"> blocks, and the footer produced by </w:t>
+            </w:r>
+            <w:proofErr w:type="spellStart"/>
+            <w:r>
+              <w:rPr>
+                <w:rFonts w:ascii="Arial" w:hAnsi="Arial" w:cs="Arial"/>
+                <w:sz w:val="20"/>
+                <w:lang w:val="en-US"/>
+              </w:rPr>
+              <w:t>footer.php</w:t>
+            </w:r>
+            <w:proofErr w:type="spellEnd"/>
+            <w:r>
+              <w:rPr>
+                <w:rFonts w:ascii="Arial" w:hAnsi="Arial" w:cs="Arial"/>
+                <w:sz w:val="20"/>
+                <w:lang w:val="en-US"/>
+              </w:rPr>
+              <w:t xml:space="preserve">. Hero blocks use </w:t>
+            </w:r>
+            <w:r>
+              <w:rPr>
+                <w:rFonts w:ascii="Arial" w:hAnsi="Arial" w:cs="Arial"/>
+                <w:i/>
+                <w:iCs/>
+                <w:sz w:val="20"/>
+                <w:lang w:val="en-US"/>
+              </w:rPr>
+              <w:t>&lt;header&gt;</w:t>
+            </w:r>
+            <w:r>
+              <w:rPr>
+                <w:rFonts w:ascii="Arial" w:hAnsi="Arial" w:cs="Arial"/>
+                <w:sz w:val="20"/>
+                <w:lang w:val="en-US"/>
+              </w:rPr>
+              <w:t xml:space="preserve">; there are twenty-five </w:t>
+            </w:r>
+            <w:r>
+              <w:rPr>
+                <w:rFonts w:ascii="Arial" w:hAnsi="Arial" w:cs="Arial"/>
+                <w:i/>
+                <w:iCs/>
+                <w:sz w:val="20"/>
+                <w:lang w:val="en-US"/>
+              </w:rPr>
+              <w:t>&lt;section&gt;</w:t>
+            </w:r>
+            <w:r>
+              <w:rPr>
+                <w:rFonts w:ascii="Arial" w:hAnsi="Arial" w:cs="Arial"/>
+                <w:sz w:val="20"/>
+                <w:lang w:val="en-US"/>
+              </w:rPr>
+              <w:t xml:space="preserve"> elements across the site. </w:t>
             </w:r>
           </w:p>
           <w:p>
             <w:pPr>
-              <w:spacing w:before="120" w:after="0"/>
+              <w:spacing w:before="120"/>
+              <w:rPr>
+                <w:lang w:val="en-US"/>
+              </w:rPr>
             </w:pPr>
             <w:r>
               <w:rPr>
                 <w:rFonts w:ascii="Arial" w:hAnsi="Arial" w:cs="Arial"/>
-                <w:b/>
-                <w:sz w:val="20"/>
-              </w:rPr>
-              <w:t xml:space="preserve">CSS. </w:t>
-            </w:r>
-            <w:r>
-              <w:rPr>
-                <w:rFonts w:ascii="Arial" w:hAnsi="Arial" w:cs="Arial"/>
-                <w:b w:val="0"/>
-                <w:sz w:val="20"/>
-              </w:rPr>
-              <w:t>The whole site is styled by one external stylesheet, style.css, written mobile-first: the base rules describe the narrow screen and a single breakpoint, @media (min-width: 961px), introduces the desktop layout. The :root selector collects the design tokens as custom properties (colours, typefaces, horizontal page padding), so that a change of shade propagates site-wide from one line. #nav is the only id selector with a style: it fixes the navigation bar to the top of the viewport. The main classes are .grid-2 (two-column layout), .card-grid and .card-grid-2 (grids of cards, three or two columns on desktop), .card-dark (the inverted card in each grid), .label and .label-sm (the two sizes of the uppercase eyebrow label), .card-price, .note-box, .shot (figures holding a screenshot or the video), .btn with its variants, .form-group for the form fields, and the .ar-* family for the reserved area. Among the pseudo-classes, :focus-visible defines a single visible focus indicator for every actionable element; :hover handles the interactive states; :not(.card-dark) and :nth-child() resolve two contextual cases. Eight @font-face declarations load the self-hosted typefaces, and a @media (prefers-reduced-motion: reduce) block disables the animations for users who asked their system for less motion.</w:t>
+                <w:sz w:val="20"/>
+                <w:lang w:val="en-US"/>
+              </w:rPr>
+              <w:t xml:space="preserve">The screenshots and the demo video </w:t>
+            </w:r>
+            <w:proofErr w:type="gramStart"/>
+            <w:r>
+              <w:rPr>
+                <w:rFonts w:ascii="Arial" w:hAnsi="Arial" w:cs="Arial"/>
+                <w:sz w:val="20"/>
+                <w:lang w:val="en-US"/>
+              </w:rPr>
+              <w:t>are marked</w:t>
+            </w:r>
+            <w:proofErr w:type="gramEnd"/>
+            <w:r>
+              <w:rPr>
+                <w:rFonts w:ascii="Arial" w:hAnsi="Arial" w:cs="Arial"/>
+                <w:sz w:val="20"/>
+                <w:lang w:val="en-US"/>
+              </w:rPr>
+              <w:t xml:space="preserve"> up as </w:t>
+            </w:r>
+            <w:r>
+              <w:rPr>
+                <w:rFonts w:ascii="Arial" w:hAnsi="Arial" w:cs="Arial"/>
+                <w:i/>
+                <w:iCs/>
+                <w:sz w:val="20"/>
+                <w:lang w:val="en-US"/>
+              </w:rPr>
+              <w:t>&lt;figure&gt;</w:t>
+            </w:r>
+            <w:r>
+              <w:rPr>
+                <w:rFonts w:ascii="Arial" w:hAnsi="Arial" w:cs="Arial"/>
+                <w:sz w:val="20"/>
+                <w:lang w:val="en-US"/>
+              </w:rPr>
+              <w:t xml:space="preserve"> with </w:t>
+            </w:r>
+            <w:r>
+              <w:rPr>
+                <w:rFonts w:ascii="Arial" w:hAnsi="Arial" w:cs="Arial"/>
+                <w:i/>
+                <w:iCs/>
+                <w:sz w:val="20"/>
+                <w:lang w:val="en-US"/>
+              </w:rPr>
+              <w:t>&lt;</w:t>
+            </w:r>
+            <w:proofErr w:type="spellStart"/>
+            <w:r>
+              <w:rPr>
+                <w:rFonts w:ascii="Arial" w:hAnsi="Arial" w:cs="Arial"/>
+                <w:i/>
+                <w:iCs/>
+                <w:sz w:val="20"/>
+                <w:lang w:val="en-US"/>
+              </w:rPr>
+              <w:t>figcaption</w:t>
+            </w:r>
+            <w:proofErr w:type="spellEnd"/>
+            <w:r>
+              <w:rPr>
+                <w:rFonts w:ascii="Arial" w:hAnsi="Arial" w:cs="Arial"/>
+                <w:i/>
+                <w:iCs/>
+                <w:sz w:val="20"/>
+                <w:lang w:val="en-US"/>
+              </w:rPr>
+              <w:t>&gt;</w:t>
+            </w:r>
+            <w:r>
+              <w:rPr>
+                <w:rFonts w:ascii="Arial" w:hAnsi="Arial" w:cs="Arial"/>
+                <w:sz w:val="20"/>
+                <w:lang w:val="en-US"/>
+              </w:rPr>
+              <w:t xml:space="preserve">; the textual alternative to the video is a </w:t>
+            </w:r>
+            <w:r>
+              <w:rPr>
+                <w:rFonts w:ascii="Arial" w:hAnsi="Arial" w:cs="Arial"/>
+                <w:i/>
+                <w:iCs/>
+                <w:sz w:val="20"/>
+                <w:lang w:val="en-US"/>
+              </w:rPr>
+              <w:t>&lt;details&gt;</w:t>
+            </w:r>
+            <w:r>
+              <w:rPr>
+                <w:rFonts w:ascii="Arial" w:hAnsi="Arial" w:cs="Arial"/>
+                <w:sz w:val="20"/>
+                <w:lang w:val="en-US"/>
+              </w:rPr>
+              <w:t xml:space="preserve"> element; the accordion FAQ questions are </w:t>
+            </w:r>
+            <w:r>
+              <w:rPr>
+                <w:rFonts w:ascii="Arial" w:hAnsi="Arial" w:cs="Arial"/>
+                <w:i/>
+                <w:iCs/>
+                <w:sz w:val="20"/>
+                <w:lang w:val="en-US"/>
+              </w:rPr>
+              <w:t>&lt;h3&gt;</w:t>
+            </w:r>
+            <w:r>
+              <w:rPr>
+                <w:rFonts w:ascii="Arial" w:hAnsi="Arial" w:cs="Arial"/>
+                <w:sz w:val="20"/>
+                <w:lang w:val="en-US"/>
+              </w:rPr>
+              <w:t xml:space="preserve"> headings containing a native </w:t>
+            </w:r>
+            <w:r>
+              <w:rPr>
+                <w:rFonts w:ascii="Arial" w:hAnsi="Arial" w:cs="Arial"/>
+                <w:i/>
+                <w:iCs/>
+                <w:sz w:val="20"/>
+                <w:lang w:val="en-US"/>
+              </w:rPr>
+              <w:t>&lt;button&gt;</w:t>
+            </w:r>
+            <w:r>
+              <w:rPr>
+                <w:rFonts w:ascii="Arial" w:hAnsi="Arial" w:cs="Arial"/>
+                <w:sz w:val="20"/>
+                <w:lang w:val="en-US"/>
+              </w:rPr>
+              <w:t xml:space="preserve">. The heading hierarchy is continuous on every page: one </w:t>
+            </w:r>
+            <w:r>
+              <w:rPr>
+                <w:rFonts w:ascii="Arial" w:hAnsi="Arial" w:cs="Arial"/>
+                <w:i/>
+                <w:iCs/>
+                <w:sz w:val="20"/>
+                <w:lang w:val="en-US"/>
+              </w:rPr>
+              <w:t>&lt;h1&gt;</w:t>
+            </w:r>
+            <w:r>
+              <w:rPr>
+                <w:rFonts w:ascii="Arial" w:hAnsi="Arial" w:cs="Arial"/>
+                <w:sz w:val="20"/>
+                <w:lang w:val="en-US"/>
+              </w:rPr>
+              <w:t xml:space="preserve">, then </w:t>
+            </w:r>
+            <w:r>
+              <w:rPr>
+                <w:rFonts w:ascii="Arial" w:hAnsi="Arial" w:cs="Arial"/>
+                <w:i/>
+                <w:iCs/>
+                <w:sz w:val="20"/>
+                <w:lang w:val="en-US"/>
+              </w:rPr>
+              <w:t>&lt;h2&gt;</w:t>
+            </w:r>
+            <w:r>
+              <w:rPr>
+                <w:rFonts w:ascii="Arial" w:hAnsi="Arial" w:cs="Arial"/>
+                <w:sz w:val="20"/>
+                <w:lang w:val="en-US"/>
+              </w:rPr>
+              <w:t xml:space="preserve"> and </w:t>
+            </w:r>
+            <w:r>
+              <w:rPr>
+                <w:rFonts w:ascii="Arial" w:hAnsi="Arial" w:cs="Arial"/>
+                <w:i/>
+                <w:iCs/>
+                <w:sz w:val="20"/>
+                <w:lang w:val="en-US"/>
+              </w:rPr>
+              <w:t>&lt;h3&gt;</w:t>
+            </w:r>
+            <w:r>
+              <w:rPr>
+                <w:rFonts w:ascii="Arial" w:hAnsi="Arial" w:cs="Arial"/>
+                <w:sz w:val="20"/>
+                <w:lang w:val="en-US"/>
+              </w:rPr>
+              <w:t xml:space="preserve"> with no skipped levels. </w:t>
+            </w:r>
+            <w:r>
+              <w:rPr>
+                <w:rFonts w:ascii="Arial" w:hAnsi="Arial" w:cs="Arial"/>
+                <w:i/>
+                <w:iCs/>
+                <w:sz w:val="20"/>
+                <w:lang w:val="en-US"/>
+              </w:rPr>
+              <w:t>&lt;article&gt;</w:t>
+            </w:r>
+            <w:r>
+              <w:rPr>
+                <w:rFonts w:ascii="Arial" w:hAnsi="Arial" w:cs="Arial"/>
+                <w:sz w:val="20"/>
+                <w:lang w:val="en-US"/>
+              </w:rPr>
+              <w:t xml:space="preserve"> </w:t>
+            </w:r>
+            <w:proofErr w:type="gramStart"/>
+            <w:r>
+              <w:rPr>
+                <w:rFonts w:ascii="Arial" w:hAnsi="Arial" w:cs="Arial"/>
+                <w:sz w:val="20"/>
+                <w:lang w:val="en-US"/>
+              </w:rPr>
+              <w:t>is not used</w:t>
+            </w:r>
+            <w:proofErr w:type="gramEnd"/>
+            <w:r>
+              <w:rPr>
+                <w:rFonts w:ascii="Arial" w:hAnsi="Arial" w:cs="Arial"/>
+                <w:sz w:val="20"/>
+                <w:lang w:val="en-US"/>
+              </w:rPr>
+              <w:t xml:space="preserve">, because no block of the site </w:t>
+            </w:r>
+            <w:r>
+              <w:rPr>
+                <w:rFonts w:ascii="Arial" w:hAnsi="Arial" w:cs="Arial"/>
+                <w:sz w:val="20"/>
+                <w:lang w:val="en-US"/>
+              </w:rPr>
+              <w:t>is usable</w:t>
+            </w:r>
+            <w:r>
+              <w:rPr>
+                <w:rFonts w:ascii="Arial" w:hAnsi="Arial" w:cs="Arial"/>
+                <w:sz w:val="20"/>
+                <w:lang w:val="en-US"/>
+              </w:rPr>
+              <w:t xml:space="preserve"> for that purpose</w:t>
+            </w:r>
+            <w:r>
+              <w:rPr>
+                <w:rFonts w:ascii="Arial" w:hAnsi="Arial" w:cs="Arial"/>
+                <w:sz w:val="20"/>
+                <w:lang w:val="en-US"/>
+              </w:rPr>
+              <w:t>. The navigation bar and the footer exist in a single copy: the content pages are .</w:t>
+            </w:r>
+            <w:proofErr w:type="spellStart"/>
+            <w:r>
+              <w:rPr>
+                <w:rFonts w:ascii="Arial" w:hAnsi="Arial" w:cs="Arial"/>
+                <w:sz w:val="20"/>
+                <w:lang w:val="en-US"/>
+              </w:rPr>
+              <w:t>php</w:t>
+            </w:r>
+            <w:proofErr w:type="spellEnd"/>
+            <w:r>
+              <w:rPr>
+                <w:rFonts w:ascii="Arial" w:hAnsi="Arial" w:cs="Arial"/>
+                <w:sz w:val="20"/>
+                <w:lang w:val="en-US"/>
+              </w:rPr>
+              <w:t xml:space="preserve"> files precisely so that they can include them, and the current menu item is highlighted by comparing a </w:t>
+            </w:r>
+            <w:r>
+              <w:rPr>
+                <w:rFonts w:ascii="Arial" w:hAnsi="Arial" w:cs="Arial"/>
+                <w:b/>
+                <w:bCs/>
+                <w:sz w:val="20"/>
+                <w:lang w:val="en-US"/>
+              </w:rPr>
+              <w:t>$active</w:t>
+            </w:r>
+            <w:r>
+              <w:rPr>
+                <w:rFonts w:ascii="Arial" w:hAnsi="Arial" w:cs="Arial"/>
+                <w:sz w:val="20"/>
+                <w:lang w:val="en-US"/>
+              </w:rPr>
+              <w:t xml:space="preserve"> variable with the keys of the array that describes the menu.</w:t>
             </w:r>
           </w:p>
           <w:p>
             <w:pPr>
-              <w:spacing w:before="120" w:after="0"/>
+              <w:spacing w:before="120"/>
+              <w:rPr>
+                <w:rFonts w:ascii="Arial" w:hAnsi="Arial" w:cs="Arial"/>
+                <w:sz w:val="20"/>
+                <w:lang w:val="en-US"/>
+              </w:rPr>
             </w:pPr>
             <w:r>
               <w:rPr>
                 <w:rFonts w:ascii="Arial" w:hAnsi="Arial" w:cs="Arial"/>
                 <w:b/>
                 <w:sz w:val="20"/>
-              </w:rPr>
-              <w:t xml:space="preserve">JavaScript. </w:t>
-            </w:r>
-            <w:r>
-              <w:rPr>
-                <w:rFonts w:ascii="Arial" w:hAnsi="Arial" w:cs="Arial"/>
-                <w:b w:val="0"/>
-                <w:sz w:val="20"/>
-              </w:rPr>
-              <w:t>main.js is 63 lines long and provides three behaviours. The first opens and closes the mobile navigation menu, keeping the aria-expanded attribute in step and closing the panel on Esc, returning focus to the button that opened it. The second adds a class to the navigation bar once the page has been scrolled past 20 px, detaching the bar visually from the content. The third drives the accordion FAQ: clicking a question closes the others, and the open state is exposed through aria-expanded. Both interactive controls are native &lt;button&gt; elements rather than &lt;div&gt; elements with a click handler, so they are keyboard-operable and correctly announced without extra code. The code was written for this project: it was not copied or adapted from any other page.</w:t>
+                <w:lang w:val="en-US"/>
+              </w:rPr>
+              <w:t xml:space="preserve">CSS. </w:t>
+            </w:r>
+            <w:r>
+              <w:rPr>
+                <w:rFonts w:ascii="Arial" w:hAnsi="Arial" w:cs="Arial"/>
+                <w:sz w:val="20"/>
+                <w:lang w:val="en-US"/>
+              </w:rPr>
+              <w:t xml:space="preserve">The </w:t>
+            </w:r>
+            <w:proofErr w:type="gramStart"/>
+            <w:r>
+              <w:rPr>
+                <w:rFonts w:ascii="Arial" w:hAnsi="Arial" w:cs="Arial"/>
+                <w:sz w:val="20"/>
+                <w:lang w:val="en-US"/>
+              </w:rPr>
+              <w:t>whole site</w:t>
+            </w:r>
+            <w:proofErr w:type="gramEnd"/>
+            <w:r>
+              <w:rPr>
+                <w:rFonts w:ascii="Arial" w:hAnsi="Arial" w:cs="Arial"/>
+                <w:sz w:val="20"/>
+                <w:lang w:val="en-US"/>
+              </w:rPr>
+              <w:t xml:space="preserve"> </w:t>
+            </w:r>
+            <w:proofErr w:type="gramStart"/>
+            <w:r>
+              <w:rPr>
+                <w:rFonts w:ascii="Arial" w:hAnsi="Arial" w:cs="Arial"/>
+                <w:sz w:val="20"/>
+                <w:lang w:val="en-US"/>
+              </w:rPr>
+              <w:t>is styled</w:t>
+            </w:r>
+            <w:proofErr w:type="gramEnd"/>
+            <w:r>
+              <w:rPr>
+                <w:rFonts w:ascii="Arial" w:hAnsi="Arial" w:cs="Arial"/>
+                <w:sz w:val="20"/>
+                <w:lang w:val="en-US"/>
+              </w:rPr>
+              <w:t xml:space="preserve"> by one external stylesheet, </w:t>
+            </w:r>
+            <w:r>
+              <w:rPr>
+                <w:rFonts w:ascii="Arial" w:hAnsi="Arial" w:cs="Arial"/>
+                <w:b/>
+                <w:bCs/>
+                <w:sz w:val="20"/>
+                <w:lang w:val="en-US"/>
+              </w:rPr>
+              <w:t>style.css</w:t>
+            </w:r>
+            <w:r>
+              <w:rPr>
+                <w:rFonts w:ascii="Arial" w:hAnsi="Arial" w:cs="Arial"/>
+                <w:sz w:val="20"/>
+                <w:lang w:val="en-US"/>
+              </w:rPr>
+              <w:t xml:space="preserve">, written mobile-first: the base rules describe the narrow screen and a single </w:t>
+            </w:r>
+            <w:r>
+              <w:rPr>
+                <w:rFonts w:ascii="Arial" w:hAnsi="Arial" w:cs="Arial"/>
+                <w:sz w:val="20"/>
+                <w:lang w:val="en-US"/>
+              </w:rPr>
+              <w:t xml:space="preserve">breakpoint, </w:t>
+            </w:r>
+            <w:r>
+              <w:rPr>
+                <w:rFonts w:ascii="Arial" w:hAnsi="Arial" w:cs="Arial"/>
+                <w:b/>
+                <w:bCs/>
+                <w:sz w:val="20"/>
+                <w:lang w:val="en-US"/>
+              </w:rPr>
+              <w:t>media (min-width: 961px)</w:t>
+            </w:r>
+            <w:r>
+              <w:rPr>
+                <w:rFonts w:ascii="Arial" w:hAnsi="Arial" w:cs="Arial"/>
+                <w:sz w:val="20"/>
+                <w:lang w:val="en-US"/>
+              </w:rPr>
+              <w:t xml:space="preserve">, introduces the desktop layout. The </w:t>
+            </w:r>
+            <w:r>
+              <w:rPr>
+                <w:rFonts w:ascii="Arial" w:hAnsi="Arial" w:cs="Arial"/>
+                <w:b/>
+                <w:bCs/>
+                <w:sz w:val="20"/>
+                <w:lang w:val="en-US"/>
+              </w:rPr>
+              <w:t>:root</w:t>
+            </w:r>
+            <w:r>
+              <w:rPr>
+                <w:rFonts w:ascii="Arial" w:hAnsi="Arial" w:cs="Arial"/>
+                <w:sz w:val="20"/>
+                <w:lang w:val="en-US"/>
+              </w:rPr>
+              <w:t xml:space="preserve"> selector collects the design tokens as custom properties (</w:t>
+            </w:r>
+            <w:proofErr w:type="spellStart"/>
+            <w:r>
+              <w:rPr>
+                <w:rFonts w:ascii="Arial" w:hAnsi="Arial" w:cs="Arial"/>
+                <w:sz w:val="20"/>
+                <w:lang w:val="en-US"/>
+              </w:rPr>
+              <w:t>colours</w:t>
+            </w:r>
+            <w:proofErr w:type="spellEnd"/>
+            <w:r>
+              <w:rPr>
+                <w:rFonts w:ascii="Arial" w:hAnsi="Arial" w:cs="Arial"/>
+                <w:sz w:val="20"/>
+                <w:lang w:val="en-US"/>
+              </w:rPr>
+              <w:t>, typefaces, horizontal page padding), so that a change of shade propagates site-wide from one line</w:t>
+            </w:r>
+            <w:r>
+              <w:rPr>
+                <w:rFonts w:ascii="Arial" w:hAnsi="Arial" w:cs="Arial"/>
+                <w:b/>
+                <w:bCs/>
+                <w:sz w:val="20"/>
+                <w:lang w:val="en-US"/>
+              </w:rPr>
+              <w:t>. #nav</w:t>
+            </w:r>
+            <w:r>
+              <w:rPr>
+                <w:rFonts w:ascii="Arial" w:hAnsi="Arial" w:cs="Arial"/>
+                <w:sz w:val="20"/>
+                <w:lang w:val="en-US"/>
+              </w:rPr>
+              <w:t xml:space="preserve"> is the only id selector with a style: it fixes the navigation bar to the top of the viewport. The main classes are </w:t>
+            </w:r>
+            <w:r>
+              <w:rPr>
+                <w:rFonts w:ascii="Arial" w:hAnsi="Arial" w:cs="Arial"/>
+                <w:b/>
+                <w:bCs/>
+                <w:sz w:val="20"/>
+                <w:lang w:val="en-US"/>
+              </w:rPr>
+              <w:t>.grid-2</w:t>
+            </w:r>
+            <w:r>
+              <w:rPr>
+                <w:rFonts w:ascii="Arial" w:hAnsi="Arial" w:cs="Arial"/>
+                <w:sz w:val="20"/>
+                <w:lang w:val="en-US"/>
+              </w:rPr>
+              <w:t xml:space="preserve"> (two-column layout), </w:t>
+            </w:r>
+            <w:r>
+              <w:rPr>
+                <w:rFonts w:ascii="Arial" w:hAnsi="Arial" w:cs="Arial"/>
+                <w:b/>
+                <w:bCs/>
+                <w:sz w:val="20"/>
+                <w:lang w:val="en-US"/>
+              </w:rPr>
+              <w:t>.card-grid</w:t>
+            </w:r>
+            <w:r>
+              <w:rPr>
+                <w:rFonts w:ascii="Arial" w:hAnsi="Arial" w:cs="Arial"/>
+                <w:sz w:val="20"/>
+                <w:lang w:val="en-US"/>
+              </w:rPr>
+              <w:t xml:space="preserve"> and </w:t>
+            </w:r>
+            <w:r>
+              <w:rPr>
+                <w:rFonts w:ascii="Arial" w:hAnsi="Arial" w:cs="Arial"/>
+                <w:b/>
+                <w:bCs/>
+                <w:sz w:val="20"/>
+                <w:lang w:val="en-US"/>
+              </w:rPr>
+              <w:t>.card-grid-2</w:t>
+            </w:r>
+            <w:r>
+              <w:rPr>
+                <w:rFonts w:ascii="Arial" w:hAnsi="Arial" w:cs="Arial"/>
+                <w:sz w:val="20"/>
+                <w:lang w:val="en-US"/>
+              </w:rPr>
+              <w:t xml:space="preserve"> (grids of cards, three or two columns on desktop), .</w:t>
+            </w:r>
+            <w:r>
+              <w:rPr>
+                <w:rFonts w:ascii="Arial" w:hAnsi="Arial" w:cs="Arial"/>
+                <w:b/>
+                <w:bCs/>
+                <w:sz w:val="20"/>
+                <w:lang w:val="en-US"/>
+              </w:rPr>
+              <w:t>card-dark</w:t>
+            </w:r>
+            <w:r>
+              <w:rPr>
+                <w:rFonts w:ascii="Arial" w:hAnsi="Arial" w:cs="Arial"/>
+                <w:sz w:val="20"/>
+                <w:lang w:val="en-US"/>
+              </w:rPr>
+              <w:t xml:space="preserve"> (the inverted card in each grid), .</w:t>
+            </w:r>
+            <w:r>
+              <w:rPr>
+                <w:rFonts w:ascii="Arial" w:hAnsi="Arial" w:cs="Arial"/>
+                <w:b/>
+                <w:bCs/>
+                <w:sz w:val="20"/>
+                <w:lang w:val="en-US"/>
+              </w:rPr>
+              <w:t>label</w:t>
+            </w:r>
+            <w:r>
+              <w:rPr>
+                <w:rFonts w:ascii="Arial" w:hAnsi="Arial" w:cs="Arial"/>
+                <w:sz w:val="20"/>
+                <w:lang w:val="en-US"/>
+              </w:rPr>
+              <w:t xml:space="preserve"> and </w:t>
+            </w:r>
+            <w:r>
+              <w:rPr>
+                <w:rFonts w:ascii="Arial" w:hAnsi="Arial" w:cs="Arial"/>
+                <w:b/>
+                <w:bCs/>
+                <w:sz w:val="20"/>
+                <w:lang w:val="en-US"/>
+              </w:rPr>
+              <w:t>.label-</w:t>
+            </w:r>
+            <w:proofErr w:type="spellStart"/>
+            <w:r>
+              <w:rPr>
+                <w:rFonts w:ascii="Arial" w:hAnsi="Arial" w:cs="Arial"/>
+                <w:b/>
+                <w:bCs/>
+                <w:sz w:val="20"/>
+                <w:lang w:val="en-US"/>
+              </w:rPr>
+              <w:t>sm</w:t>
+            </w:r>
+            <w:proofErr w:type="spellEnd"/>
+            <w:r>
+              <w:rPr>
+                <w:rFonts w:ascii="Arial" w:hAnsi="Arial" w:cs="Arial"/>
+                <w:sz w:val="20"/>
+                <w:lang w:val="en-US"/>
+              </w:rPr>
+              <w:t xml:space="preserve"> (the two sizes of the uppercase eyebrow label), </w:t>
+            </w:r>
+            <w:r>
+              <w:rPr>
+                <w:rFonts w:ascii="Arial" w:hAnsi="Arial" w:cs="Arial"/>
+                <w:b/>
+                <w:bCs/>
+                <w:sz w:val="20"/>
+                <w:lang w:val="en-US"/>
+              </w:rPr>
+              <w:t>.card-price</w:t>
+            </w:r>
+            <w:r>
+              <w:rPr>
+                <w:rFonts w:ascii="Arial" w:hAnsi="Arial" w:cs="Arial"/>
+                <w:sz w:val="20"/>
+                <w:lang w:val="en-US"/>
+              </w:rPr>
+              <w:t xml:space="preserve">, </w:t>
+            </w:r>
+            <w:r>
+              <w:rPr>
+                <w:rFonts w:ascii="Arial" w:hAnsi="Arial" w:cs="Arial"/>
+                <w:b/>
+                <w:bCs/>
+                <w:sz w:val="20"/>
+                <w:lang w:val="en-US"/>
+              </w:rPr>
+              <w:t>.note-box</w:t>
+            </w:r>
+            <w:r>
+              <w:rPr>
+                <w:rFonts w:ascii="Arial" w:hAnsi="Arial" w:cs="Arial"/>
+                <w:sz w:val="20"/>
+                <w:lang w:val="en-US"/>
+              </w:rPr>
+              <w:t xml:space="preserve">, </w:t>
+            </w:r>
+            <w:r>
+              <w:rPr>
+                <w:rFonts w:ascii="Arial" w:hAnsi="Arial" w:cs="Arial"/>
+                <w:b/>
+                <w:bCs/>
+                <w:sz w:val="20"/>
+                <w:lang w:val="en-US"/>
+              </w:rPr>
+              <w:t>.shot</w:t>
+            </w:r>
+            <w:r>
+              <w:rPr>
+                <w:rFonts w:ascii="Arial" w:hAnsi="Arial" w:cs="Arial"/>
+                <w:sz w:val="20"/>
+                <w:lang w:val="en-US"/>
+              </w:rPr>
+              <w:t xml:space="preserve"> (figures holding a screenshot or the video), </w:t>
+            </w:r>
+            <w:r>
+              <w:rPr>
+                <w:rFonts w:ascii="Arial" w:hAnsi="Arial" w:cs="Arial"/>
+                <w:b/>
+                <w:bCs/>
+                <w:sz w:val="20"/>
+                <w:lang w:val="en-US"/>
+              </w:rPr>
+              <w:t>.</w:t>
+            </w:r>
+            <w:proofErr w:type="spellStart"/>
+            <w:r>
+              <w:rPr>
+                <w:rFonts w:ascii="Arial" w:hAnsi="Arial" w:cs="Arial"/>
+                <w:b/>
+                <w:bCs/>
+                <w:sz w:val="20"/>
+                <w:lang w:val="en-US"/>
+              </w:rPr>
+              <w:t>btn</w:t>
+            </w:r>
+            <w:proofErr w:type="spellEnd"/>
+            <w:r>
+              <w:rPr>
+                <w:rFonts w:ascii="Arial" w:hAnsi="Arial" w:cs="Arial"/>
+                <w:sz w:val="20"/>
+                <w:lang w:val="en-US"/>
+              </w:rPr>
+              <w:t xml:space="preserve"> with its variants, </w:t>
+            </w:r>
+            <w:r>
+              <w:rPr>
+                <w:rFonts w:ascii="Arial" w:hAnsi="Arial" w:cs="Arial"/>
+                <w:b/>
+                <w:bCs/>
+                <w:sz w:val="20"/>
+                <w:lang w:val="en-US"/>
+              </w:rPr>
+              <w:t>.form-group</w:t>
+            </w:r>
+            <w:r>
+              <w:rPr>
+                <w:rFonts w:ascii="Arial" w:hAnsi="Arial" w:cs="Arial"/>
+                <w:sz w:val="20"/>
+                <w:lang w:val="en-US"/>
+              </w:rPr>
+              <w:t xml:space="preserve"> for the form fields, and the </w:t>
+            </w:r>
+            <w:r>
+              <w:rPr>
+                <w:rFonts w:ascii="Arial" w:hAnsi="Arial" w:cs="Arial"/>
+                <w:b/>
+                <w:bCs/>
+                <w:sz w:val="20"/>
+                <w:lang w:val="en-US"/>
+              </w:rPr>
+              <w:t>.</w:t>
+            </w:r>
+            <w:proofErr w:type="spellStart"/>
+            <w:r>
+              <w:rPr>
+                <w:rFonts w:ascii="Arial" w:hAnsi="Arial" w:cs="Arial"/>
+                <w:b/>
+                <w:bCs/>
+                <w:sz w:val="20"/>
+                <w:lang w:val="en-US"/>
+              </w:rPr>
+              <w:t>ar</w:t>
+            </w:r>
+            <w:proofErr w:type="spellEnd"/>
+            <w:r>
+              <w:rPr>
+                <w:rFonts w:ascii="Arial" w:hAnsi="Arial" w:cs="Arial"/>
+                <w:b/>
+                <w:bCs/>
+                <w:sz w:val="20"/>
+                <w:lang w:val="en-US"/>
+              </w:rPr>
+              <w:t>-*</w:t>
+            </w:r>
+            <w:r>
+              <w:rPr>
+                <w:rFonts w:ascii="Arial" w:hAnsi="Arial" w:cs="Arial"/>
+                <w:sz w:val="20"/>
+                <w:lang w:val="en-US"/>
+              </w:rPr>
+              <w:t xml:space="preserve"> family for the reserved area. Among the pseudo-classes, </w:t>
+            </w:r>
+            <w:r>
+              <w:rPr>
+                <w:rFonts w:ascii="Arial" w:hAnsi="Arial" w:cs="Arial"/>
+                <w:b/>
+                <w:bCs/>
+                <w:sz w:val="20"/>
+                <w:lang w:val="en-US"/>
+              </w:rPr>
+              <w:t>:focus-visible</w:t>
+            </w:r>
+            <w:r>
+              <w:rPr>
+                <w:rFonts w:ascii="Arial" w:hAnsi="Arial" w:cs="Arial"/>
+                <w:sz w:val="20"/>
+                <w:lang w:val="en-US"/>
+              </w:rPr>
+              <w:t xml:space="preserve"> defines a single visible focus indicator for every actionable element; </w:t>
+            </w:r>
+            <w:r>
+              <w:rPr>
+                <w:rFonts w:ascii="Arial" w:hAnsi="Arial" w:cs="Arial"/>
+                <w:b/>
+                <w:bCs/>
+                <w:sz w:val="20"/>
+                <w:lang w:val="en-US"/>
+              </w:rPr>
+              <w:t>:hover</w:t>
+            </w:r>
+            <w:r>
+              <w:rPr>
+                <w:rFonts w:ascii="Arial" w:hAnsi="Arial" w:cs="Arial"/>
+                <w:sz w:val="20"/>
+                <w:lang w:val="en-US"/>
+              </w:rPr>
+              <w:t xml:space="preserve"> </w:t>
+            </w:r>
+            <w:proofErr w:type="gramStart"/>
+            <w:r>
+              <w:rPr>
+                <w:rFonts w:ascii="Arial" w:hAnsi="Arial" w:cs="Arial"/>
+                <w:sz w:val="20"/>
+                <w:lang w:val="en-US"/>
+              </w:rPr>
+              <w:t>handle</w:t>
+            </w:r>
+            <w:proofErr w:type="gramEnd"/>
+            <w:r>
+              <w:rPr>
+                <w:rFonts w:ascii="Arial" w:hAnsi="Arial" w:cs="Arial"/>
+                <w:sz w:val="20"/>
+                <w:lang w:val="en-US"/>
+              </w:rPr>
+              <w:t xml:space="preserve"> the interactive states; </w:t>
+            </w:r>
+            <w:r>
+              <w:rPr>
+                <w:rFonts w:ascii="Arial" w:hAnsi="Arial" w:cs="Arial"/>
+                <w:b/>
+                <w:bCs/>
+                <w:sz w:val="20"/>
+                <w:lang w:val="en-US"/>
+              </w:rPr>
+              <w:t>:not(.card-dark)</w:t>
+            </w:r>
+            <w:r>
+              <w:rPr>
+                <w:rFonts w:ascii="Arial" w:hAnsi="Arial" w:cs="Arial"/>
+                <w:sz w:val="20"/>
+                <w:lang w:val="en-US"/>
+              </w:rPr>
+              <w:t xml:space="preserve"> and </w:t>
+            </w:r>
+            <w:r>
+              <w:rPr>
+                <w:rFonts w:ascii="Arial" w:hAnsi="Arial" w:cs="Arial"/>
+                <w:b/>
+                <w:bCs/>
+                <w:sz w:val="20"/>
+                <w:lang w:val="en-US"/>
+              </w:rPr>
+              <w:t>:nth-child()</w:t>
+            </w:r>
+            <w:r>
+              <w:rPr>
+                <w:rFonts w:ascii="Arial" w:hAnsi="Arial" w:cs="Arial"/>
+                <w:sz w:val="20"/>
+                <w:lang w:val="en-US"/>
+              </w:rPr>
+              <w:t xml:space="preserve"> resolve two contextual cases. Eight </w:t>
+            </w:r>
+            <w:r>
+              <w:rPr>
+                <w:rFonts w:ascii="Arial" w:hAnsi="Arial" w:cs="Arial"/>
+                <w:b/>
+                <w:bCs/>
+                <w:sz w:val="20"/>
+                <w:lang w:val="en-US"/>
+              </w:rPr>
+              <w:t>@font-face</w:t>
+            </w:r>
+            <w:r>
+              <w:rPr>
+                <w:rFonts w:ascii="Arial" w:hAnsi="Arial" w:cs="Arial"/>
+                <w:sz w:val="20"/>
+                <w:lang w:val="en-US"/>
+              </w:rPr>
+              <w:t xml:space="preserve"> declarations load the self-hosted typefaces, and a </w:t>
+            </w:r>
+            <w:r>
+              <w:rPr>
+                <w:rFonts w:ascii="Arial" w:hAnsi="Arial" w:cs="Arial"/>
+                <w:b/>
+                <w:bCs/>
+                <w:sz w:val="20"/>
+                <w:lang w:val="en-US"/>
+              </w:rPr>
+              <w:t>@media</w:t>
+            </w:r>
+            <w:r>
+              <w:rPr>
+                <w:rFonts w:ascii="Arial" w:hAnsi="Arial" w:cs="Arial"/>
+                <w:sz w:val="20"/>
+                <w:lang w:val="en-US"/>
+              </w:rPr>
+              <w:t xml:space="preserve"> (prefers-reduced-motion: reduce) block disables the animations for users who asked their system for less motion.</w:t>
             </w:r>
           </w:p>
           <w:p>
             <w:pPr>
-              <w:spacing w:before="120" w:after="0"/>
+              <w:spacing w:before="120"/>
+              <w:rPr>
+                <w:lang w:val="en-US"/>
+              </w:rPr>
             </w:pPr>
             <w:r>
               <w:rPr>
                 <w:rFonts w:ascii="Arial" w:hAnsi="Arial" w:cs="Arial"/>
                 <w:b/>
                 <w:sz w:val="20"/>
-              </w:rPr>
-              <w:t xml:space="preserve">Server-side technologies. </w:t>
-            </w:r>
-            <w:r>
-              <w:rPr>
-                <w:rFonts w:ascii="Arial" w:hAnsi="Arial" w:cs="Arial"/>
-                <w:b w:val="0"/>
-                <w:sz w:val="20"/>
-              </w:rPr>
-              <w:t>The server side is PHP 8 with MySQL/MariaDB. invia-contatto.php receives the contact form by POST, validates the fields, verifies the consent checkbox server-side and inserts the request into the contatti table with a prepared statement, then returns a confirmation or error page; a request that is not a POST is answered with a 303 redirect back to the form. Data is stored exactly as typed and escaped with htmlspecialchars() only when printed, so escaping happens once, on output. archivio.php adds the three operations the public form lacks — read, update and delete — in a password-protected screen: the password is checked with password_verify() against a bcrypt hash, the session identifier is regenerated on login, every write travels by POST guarded by an anti-CSRF token compared with hash_equals(), and each write is followed by a 303 redirect so that reloading does not repeat it. Connection errors are caught and logged, and the user sees a generic message rather than a stack trace containing the database parameters.</w:t>
+                <w:lang w:val="en-US"/>
+              </w:rPr>
+              <w:t xml:space="preserve">JavaScript. </w:t>
+            </w:r>
+            <w:r>
+              <w:rPr>
+                <w:rFonts w:ascii="Arial" w:hAnsi="Arial" w:cs="Arial"/>
+                <w:b/>
+                <w:bCs/>
+                <w:sz w:val="20"/>
+                <w:lang w:val="en-US"/>
+              </w:rPr>
+              <w:t>main.js</w:t>
+            </w:r>
+            <w:r>
+              <w:rPr>
+                <w:rFonts w:ascii="Arial" w:hAnsi="Arial" w:cs="Arial"/>
+                <w:sz w:val="20"/>
+                <w:lang w:val="en-US"/>
+              </w:rPr>
+              <w:t xml:space="preserve"> is </w:t>
+            </w:r>
+            <w:proofErr w:type="gramStart"/>
+            <w:r>
+              <w:rPr>
+                <w:rFonts w:ascii="Arial" w:hAnsi="Arial" w:cs="Arial"/>
+                <w:sz w:val="20"/>
+                <w:lang w:val="en-US"/>
+              </w:rPr>
+              <w:t>63</w:t>
+            </w:r>
+            <w:proofErr w:type="gramEnd"/>
+            <w:r>
+              <w:rPr>
+                <w:rFonts w:ascii="Arial" w:hAnsi="Arial" w:cs="Arial"/>
+                <w:sz w:val="20"/>
+                <w:lang w:val="en-US"/>
+              </w:rPr>
+              <w:t xml:space="preserve"> lines long and provides three </w:t>
+            </w:r>
+            <w:r>
+              <w:rPr>
+                <w:rFonts w:ascii="Arial" w:hAnsi="Arial" w:cs="Arial"/>
+                <w:sz w:val="20"/>
+                <w:lang w:val="en-US"/>
+              </w:rPr>
+              <w:t>behaviors</w:t>
+            </w:r>
+            <w:r>
+              <w:rPr>
+                <w:rFonts w:ascii="Arial" w:hAnsi="Arial" w:cs="Arial"/>
+                <w:sz w:val="20"/>
+                <w:lang w:val="en-US"/>
+              </w:rPr>
+              <w:t>;</w:t>
+            </w:r>
+            <w:r>
+              <w:rPr>
+                <w:rFonts w:ascii="Arial" w:hAnsi="Arial" w:cs="Arial"/>
+                <w:sz w:val="20"/>
+                <w:lang w:val="en-US"/>
+              </w:rPr>
+              <w:t xml:space="preserve"> </w:t>
+            </w:r>
+            <w:r>
+              <w:rPr>
+                <w:rFonts w:ascii="Arial" w:hAnsi="Arial" w:cs="Arial"/>
+                <w:sz w:val="20"/>
+                <w:lang w:val="en-US"/>
+              </w:rPr>
+              <w:t>t</w:t>
+            </w:r>
+            <w:r>
+              <w:rPr>
+                <w:rFonts w:ascii="Arial" w:hAnsi="Arial" w:cs="Arial"/>
+                <w:sz w:val="20"/>
+                <w:lang w:val="en-US"/>
+              </w:rPr>
+              <w:t xml:space="preserve">he first opens and closes the mobile navigation menu, keeping the </w:t>
+            </w:r>
+            <w:r>
+              <w:rPr>
+                <w:rFonts w:ascii="Arial" w:hAnsi="Arial" w:cs="Arial"/>
+                <w:b/>
+                <w:bCs/>
+                <w:sz w:val="20"/>
+                <w:lang w:val="en-US"/>
+              </w:rPr>
+              <w:t>aria-expanded</w:t>
+            </w:r>
+            <w:r>
+              <w:rPr>
+                <w:rFonts w:ascii="Arial" w:hAnsi="Arial" w:cs="Arial"/>
+                <w:sz w:val="20"/>
+                <w:lang w:val="en-US"/>
+              </w:rPr>
+              <w:t xml:space="preserve"> attribute in step and closing the panel on Esc, returning focus to the button that opened it. The second adds a class to the navigation bar once the page has </w:t>
+            </w:r>
+            <w:proofErr w:type="gramStart"/>
+            <w:r>
+              <w:rPr>
+                <w:rFonts w:ascii="Arial" w:hAnsi="Arial" w:cs="Arial"/>
+                <w:sz w:val="20"/>
+                <w:lang w:val="en-US"/>
+              </w:rPr>
+              <w:t>been scrolled</w:t>
+            </w:r>
+            <w:proofErr w:type="gramEnd"/>
+            <w:r>
+              <w:rPr>
+                <w:rFonts w:ascii="Arial" w:hAnsi="Arial" w:cs="Arial"/>
+                <w:sz w:val="20"/>
+                <w:lang w:val="en-US"/>
+              </w:rPr>
+              <w:t xml:space="preserve"> past </w:t>
+            </w:r>
+            <w:proofErr w:type="gramStart"/>
+            <w:r>
+              <w:rPr>
+                <w:rFonts w:ascii="Arial" w:hAnsi="Arial" w:cs="Arial"/>
+                <w:sz w:val="20"/>
+                <w:lang w:val="en-US"/>
+              </w:rPr>
+              <w:t>20</w:t>
+            </w:r>
+            <w:proofErr w:type="gramEnd"/>
+            <w:r>
+              <w:rPr>
+                <w:rFonts w:ascii="Arial" w:hAnsi="Arial" w:cs="Arial"/>
+                <w:sz w:val="20"/>
+                <w:lang w:val="en-US"/>
+              </w:rPr>
+              <w:t xml:space="preserve"> </w:t>
+            </w:r>
+            <w:proofErr w:type="spellStart"/>
+            <w:r>
+              <w:rPr>
+                <w:rFonts w:ascii="Arial" w:hAnsi="Arial" w:cs="Arial"/>
+                <w:sz w:val="20"/>
+                <w:lang w:val="en-US"/>
+              </w:rPr>
+              <w:t>px</w:t>
+            </w:r>
+            <w:proofErr w:type="spellEnd"/>
+            <w:r>
+              <w:rPr>
+                <w:rFonts w:ascii="Arial" w:hAnsi="Arial" w:cs="Arial"/>
+                <w:sz w:val="20"/>
+                <w:lang w:val="en-US"/>
+              </w:rPr>
+              <w:t xml:space="preserve">, detaching the bar visually from the content. The third drives the accordion FAQ: clicking a question closes the others, and the open state </w:t>
+            </w:r>
+            <w:proofErr w:type="gramStart"/>
+            <w:r>
+              <w:rPr>
+                <w:rFonts w:ascii="Arial" w:hAnsi="Arial" w:cs="Arial"/>
+                <w:sz w:val="20"/>
+                <w:lang w:val="en-US"/>
+              </w:rPr>
+              <w:t>is exposed</w:t>
+            </w:r>
+            <w:proofErr w:type="gramEnd"/>
+            <w:r>
+              <w:rPr>
+                <w:rFonts w:ascii="Arial" w:hAnsi="Arial" w:cs="Arial"/>
+                <w:sz w:val="20"/>
+                <w:lang w:val="en-US"/>
+              </w:rPr>
+              <w:t xml:space="preserve"> through </w:t>
+            </w:r>
+            <w:proofErr w:type="gramStart"/>
+            <w:r>
+              <w:rPr>
+                <w:rFonts w:ascii="Arial" w:hAnsi="Arial" w:cs="Arial"/>
+                <w:sz w:val="20"/>
+                <w:lang w:val="en-US"/>
+              </w:rPr>
+              <w:t>aria-expanded</w:t>
+            </w:r>
+            <w:proofErr w:type="gramEnd"/>
+            <w:r>
+              <w:rPr>
+                <w:rFonts w:ascii="Arial" w:hAnsi="Arial" w:cs="Arial"/>
+                <w:sz w:val="20"/>
+                <w:lang w:val="en-US"/>
+              </w:rPr>
+              <w:t xml:space="preserve">. Both interactive controls are native </w:t>
+            </w:r>
+            <w:r>
+              <w:rPr>
+                <w:rFonts w:ascii="Arial" w:hAnsi="Arial" w:cs="Arial"/>
+                <w:i/>
+                <w:iCs/>
+                <w:sz w:val="20"/>
+                <w:lang w:val="en-US"/>
+              </w:rPr>
+              <w:t>&lt;button&gt;</w:t>
+            </w:r>
+            <w:r>
+              <w:rPr>
+                <w:rFonts w:ascii="Arial" w:hAnsi="Arial" w:cs="Arial"/>
+                <w:sz w:val="20"/>
+                <w:lang w:val="en-US"/>
+              </w:rPr>
+              <w:t xml:space="preserve"> elements rather than </w:t>
+            </w:r>
+            <w:r>
+              <w:rPr>
+                <w:rFonts w:ascii="Arial" w:hAnsi="Arial" w:cs="Arial"/>
+                <w:i/>
+                <w:iCs/>
+                <w:sz w:val="20"/>
+                <w:lang w:val="en-US"/>
+              </w:rPr>
+              <w:t>&lt;div&gt;</w:t>
+            </w:r>
+            <w:r>
+              <w:rPr>
+                <w:rFonts w:ascii="Arial" w:hAnsi="Arial" w:cs="Arial"/>
+                <w:sz w:val="20"/>
+                <w:lang w:val="en-US"/>
+              </w:rPr>
+              <w:t xml:space="preserve"> elements with a click handler, so they are keyboard-operable and correctly announced without extra code. The code </w:t>
+            </w:r>
+            <w:proofErr w:type="gramStart"/>
+            <w:r>
+              <w:rPr>
+                <w:rFonts w:ascii="Arial" w:hAnsi="Arial" w:cs="Arial"/>
+                <w:sz w:val="20"/>
+                <w:lang w:val="en-US"/>
+              </w:rPr>
+              <w:t>was written</w:t>
+            </w:r>
+            <w:proofErr w:type="gramEnd"/>
+            <w:r>
+              <w:rPr>
+                <w:rFonts w:ascii="Arial" w:hAnsi="Arial" w:cs="Arial"/>
+                <w:sz w:val="20"/>
+                <w:lang w:val="en-US"/>
+              </w:rPr>
+              <w:t xml:space="preserve"> for this project: it </w:t>
+            </w:r>
+            <w:proofErr w:type="gramStart"/>
+            <w:r>
+              <w:rPr>
+                <w:rFonts w:ascii="Arial" w:hAnsi="Arial" w:cs="Arial"/>
+                <w:sz w:val="20"/>
+                <w:lang w:val="en-US"/>
+              </w:rPr>
+              <w:t>was not copied</w:t>
+            </w:r>
+            <w:proofErr w:type="gramEnd"/>
+            <w:r>
+              <w:rPr>
+                <w:rFonts w:ascii="Arial" w:hAnsi="Arial" w:cs="Arial"/>
+                <w:sz w:val="20"/>
+                <w:lang w:val="en-US"/>
+              </w:rPr>
+              <w:t xml:space="preserve"> or adapted from any other page.</w:t>
             </w:r>
           </w:p>
           <w:p>
             <w:pPr>
-              <w:spacing w:before="120" w:after="0"/>
+              <w:spacing w:before="120"/>
+              <w:rPr>
+                <w:lang w:val="en-US"/>
+              </w:rPr>
             </w:pPr>
             <w:r>
               <w:rPr>
                 <w:rFonts w:ascii="Arial" w:hAnsi="Arial" w:cs="Arial"/>
                 <w:b/>
                 <w:sz w:val="20"/>
-              </w:rPr>
-              <w:t xml:space="preserve">Development tools employed. </w:t>
-            </w:r>
-            <w:r>
-              <w:rPr>
-                <w:rFonts w:ascii="Arial" w:hAnsi="Arial" w:cs="Arial"/>
-                <w:b w:val="0"/>
-                <w:sz w:val="20"/>
-              </w:rPr>
-              <w:t>[da compilare]</w:t>
+                <w:lang w:val="en-US"/>
+              </w:rPr>
+              <w:t xml:space="preserve">Server-side technologies. </w:t>
+            </w:r>
+            <w:r>
+              <w:rPr>
+                <w:rFonts w:ascii="Arial" w:hAnsi="Arial" w:cs="Arial"/>
+                <w:sz w:val="20"/>
+                <w:lang w:val="en-US"/>
+              </w:rPr>
+              <w:t xml:space="preserve">The server side is PHP 8 with MySQL/MariaDB. </w:t>
+            </w:r>
+            <w:proofErr w:type="spellStart"/>
+            <w:r>
+              <w:rPr>
+                <w:rFonts w:ascii="Arial" w:hAnsi="Arial" w:cs="Arial"/>
+                <w:b/>
+                <w:bCs/>
+                <w:sz w:val="20"/>
+                <w:lang w:val="en-US"/>
+              </w:rPr>
+              <w:t>invia-contatto.php</w:t>
+            </w:r>
+            <w:proofErr w:type="spellEnd"/>
+            <w:r>
+              <w:rPr>
+                <w:rFonts w:ascii="Arial" w:hAnsi="Arial" w:cs="Arial"/>
+                <w:sz w:val="20"/>
+                <w:lang w:val="en-US"/>
+              </w:rPr>
+              <w:t xml:space="preserve"> receives the contact form by POST, validates the fields, verifies the consent checkbox server-side and inserts the request into the </w:t>
+            </w:r>
+            <w:proofErr w:type="spellStart"/>
+            <w:r>
+              <w:rPr>
+                <w:rFonts w:ascii="Arial" w:hAnsi="Arial" w:cs="Arial"/>
+                <w:b/>
+                <w:bCs/>
+                <w:sz w:val="20"/>
+                <w:lang w:val="en-US"/>
+              </w:rPr>
+              <w:t>contatti</w:t>
+            </w:r>
+            <w:proofErr w:type="spellEnd"/>
+            <w:r>
+              <w:rPr>
+                <w:rFonts w:ascii="Arial" w:hAnsi="Arial" w:cs="Arial"/>
+                <w:sz w:val="20"/>
+                <w:lang w:val="en-US"/>
+              </w:rPr>
+              <w:t xml:space="preserve"> table with a prepared statement, then returns a confirmation or error page; a request that is not a POST is answered with a 303 redirect back to the form. Data </w:t>
+            </w:r>
+            <w:proofErr w:type="gramStart"/>
+            <w:r>
+              <w:rPr>
+                <w:rFonts w:ascii="Arial" w:hAnsi="Arial" w:cs="Arial"/>
+                <w:sz w:val="20"/>
+                <w:lang w:val="en-US"/>
+              </w:rPr>
+              <w:t>is stored</w:t>
+            </w:r>
+            <w:proofErr w:type="gramEnd"/>
+            <w:r>
+              <w:rPr>
+                <w:rFonts w:ascii="Arial" w:hAnsi="Arial" w:cs="Arial"/>
+                <w:sz w:val="20"/>
+                <w:lang w:val="en-US"/>
+              </w:rPr>
+              <w:t xml:space="preserve"> exactly as typed and escaped with </w:t>
+            </w:r>
+            <w:proofErr w:type="spellStart"/>
+            <w:r>
+              <w:rPr>
+                <w:rFonts w:ascii="Arial" w:hAnsi="Arial" w:cs="Arial"/>
+                <w:b/>
+                <w:bCs/>
+                <w:sz w:val="20"/>
+                <w:lang w:val="en-US"/>
+              </w:rPr>
+              <w:t>htmlspecialchars</w:t>
+            </w:r>
+            <w:proofErr w:type="spellEnd"/>
+            <w:r>
+              <w:rPr>
+                <w:rFonts w:ascii="Arial" w:hAnsi="Arial" w:cs="Arial"/>
+                <w:b/>
+                <w:bCs/>
+                <w:sz w:val="20"/>
+                <w:lang w:val="en-US"/>
+              </w:rPr>
+              <w:t>()</w:t>
+            </w:r>
+            <w:r>
+              <w:rPr>
+                <w:rFonts w:ascii="Arial" w:hAnsi="Arial" w:cs="Arial"/>
+                <w:sz w:val="20"/>
+                <w:lang w:val="en-US"/>
+              </w:rPr>
+              <w:t xml:space="preserve"> only when printed, so escaping happens once, on output. </w:t>
+            </w:r>
+            <w:proofErr w:type="spellStart"/>
+            <w:r>
+              <w:rPr>
+                <w:rFonts w:ascii="Arial" w:hAnsi="Arial" w:cs="Arial"/>
+                <w:b/>
+                <w:bCs/>
+                <w:sz w:val="20"/>
+                <w:lang w:val="en-US"/>
+              </w:rPr>
+              <w:t>archivio.php</w:t>
+            </w:r>
+            <w:proofErr w:type="spellEnd"/>
+            <w:r>
+              <w:rPr>
+                <w:rFonts w:ascii="Arial" w:hAnsi="Arial" w:cs="Arial"/>
+                <w:sz w:val="20"/>
+                <w:lang w:val="en-US"/>
+              </w:rPr>
+              <w:t xml:space="preserve"> adds the three operations the public form lacks — read, update and delete — in a password-protected screen: the password is checked with </w:t>
+            </w:r>
+            <w:proofErr w:type="spellStart"/>
+            <w:r>
+              <w:rPr>
+                <w:rFonts w:ascii="Arial" w:hAnsi="Arial" w:cs="Arial"/>
+                <w:b/>
+                <w:bCs/>
+                <w:sz w:val="20"/>
+                <w:lang w:val="en-US"/>
+              </w:rPr>
+              <w:t>password_verify</w:t>
+            </w:r>
+            <w:proofErr w:type="spellEnd"/>
+            <w:r>
+              <w:rPr>
+                <w:rFonts w:ascii="Arial" w:hAnsi="Arial" w:cs="Arial"/>
+                <w:b/>
+                <w:bCs/>
+                <w:sz w:val="20"/>
+                <w:lang w:val="en-US"/>
+              </w:rPr>
+              <w:t>()</w:t>
+            </w:r>
+            <w:r>
+              <w:rPr>
+                <w:rFonts w:ascii="Arial" w:hAnsi="Arial" w:cs="Arial"/>
+                <w:sz w:val="20"/>
+                <w:lang w:val="en-US"/>
+              </w:rPr>
+              <w:t xml:space="preserve"> against a </w:t>
+            </w:r>
+            <w:proofErr w:type="spellStart"/>
+            <w:r>
+              <w:rPr>
+                <w:rFonts w:ascii="Arial" w:hAnsi="Arial" w:cs="Arial"/>
+                <w:b/>
+                <w:bCs/>
+                <w:sz w:val="20"/>
+                <w:lang w:val="en-US"/>
+              </w:rPr>
+              <w:t>bcrypt</w:t>
+            </w:r>
+            <w:proofErr w:type="spellEnd"/>
+            <w:r>
+              <w:rPr>
+                <w:rFonts w:ascii="Arial" w:hAnsi="Arial" w:cs="Arial"/>
+                <w:sz w:val="20"/>
+                <w:lang w:val="en-US"/>
+              </w:rPr>
+              <w:t xml:space="preserve"> hash, the session identifier is regenerated on login, every write travels by POST guarded by an anti-CSRF token compared with </w:t>
+            </w:r>
+            <w:proofErr w:type="spellStart"/>
+            <w:r>
+              <w:rPr>
+                <w:rFonts w:ascii="Arial" w:hAnsi="Arial" w:cs="Arial"/>
+                <w:b/>
+                <w:bCs/>
+                <w:sz w:val="20"/>
+                <w:lang w:val="en-US"/>
+              </w:rPr>
+              <w:t>hash_equals</w:t>
+            </w:r>
+            <w:proofErr w:type="spellEnd"/>
+            <w:r>
+              <w:rPr>
+                <w:rFonts w:ascii="Arial" w:hAnsi="Arial" w:cs="Arial"/>
+                <w:b/>
+                <w:bCs/>
+                <w:sz w:val="20"/>
+                <w:lang w:val="en-US"/>
+              </w:rPr>
+              <w:t>()</w:t>
+            </w:r>
+            <w:r>
+              <w:rPr>
+                <w:rFonts w:ascii="Arial" w:hAnsi="Arial" w:cs="Arial"/>
+                <w:sz w:val="20"/>
+                <w:lang w:val="en-US"/>
+              </w:rPr>
+              <w:t xml:space="preserve">, and each write is followed by a 303 redirect so that reloading does not repeat it. Connection errors </w:t>
+            </w:r>
+            <w:proofErr w:type="gramStart"/>
+            <w:r>
+              <w:rPr>
+                <w:rFonts w:ascii="Arial" w:hAnsi="Arial" w:cs="Arial"/>
+                <w:sz w:val="20"/>
+                <w:lang w:val="en-US"/>
+              </w:rPr>
+              <w:t>are caught</w:t>
+            </w:r>
+            <w:proofErr w:type="gramEnd"/>
+            <w:r>
+              <w:rPr>
+                <w:rFonts w:ascii="Arial" w:hAnsi="Arial" w:cs="Arial"/>
+                <w:sz w:val="20"/>
+                <w:lang w:val="en-US"/>
+              </w:rPr>
+              <w:t xml:space="preserve"> and logged, and the user sees a generic message rather than a stack trace containing the database parameters.</w:t>
             </w:r>
           </w:p>
           <w:p>
             <w:pPr>
-              <w:spacing w:before="120" w:after="0"/>
+              <w:spacing w:before="120"/>
+              <w:rPr>
+                <w:lang w:val="en-US"/>
+              </w:rPr>
             </w:pPr>
             <w:r>
               <w:rPr>
                 <w:rFonts w:ascii="Arial" w:hAnsi="Arial" w:cs="Arial"/>
                 <w:b/>
                 <w:sz w:val="20"/>
+                <w:lang w:val="en-US"/>
+              </w:rPr>
+              <w:t xml:space="preserve">Development tools employed. </w:t>
+            </w:r>
+            <w:r>
+              <w:rPr>
+                <w:rFonts w:ascii="Arial" w:hAnsi="Arial" w:cs="Arial"/>
+                <w:sz w:val="20"/>
+                <w:lang w:val="en-US"/>
+              </w:rPr>
+              <w:t xml:space="preserve">[da </w:t>
+            </w:r>
+            <w:proofErr w:type="spellStart"/>
+            <w:r>
+              <w:rPr>
+                <w:rFonts w:ascii="Arial" w:hAnsi="Arial" w:cs="Arial"/>
+                <w:sz w:val="20"/>
+                <w:lang w:val="en-US"/>
+              </w:rPr>
+              <w:t>compilare</w:t>
+            </w:r>
+            <w:proofErr w:type="spellEnd"/>
+            <w:r>
+              <w:rPr>
+                <w:rFonts w:ascii="Arial" w:hAnsi="Arial" w:cs="Arial"/>
+                <w:sz w:val="20"/>
+                <w:lang w:val="en-US"/>
+              </w:rPr>
+              <w:t>]</w:t>
+            </w:r>
+          </w:p>
+          <w:p>
+            <w:pPr>
+              <w:spacing w:before="120"/>
+              <w:rPr>
+                <w:lang w:val="en-US"/>
+              </w:rPr>
+            </w:pPr>
+            <w:r>
+              <w:rPr>
+                <w:rFonts w:ascii="Arial" w:hAnsi="Arial" w:cs="Arial"/>
+                <w:b/>
+                <w:sz w:val="20"/>
+                <w:lang w:val="en-US"/>
               </w:rPr>
               <w:t xml:space="preserve">Frameworks and inspiration. </w:t>
             </w:r>
             <w:r>
               <w:rPr>
                 <w:rFonts w:ascii="Arial" w:hAnsi="Arial" w:cs="Arial"/>
-                <w:b w:val="0"/>
-                <w:sz w:val="20"/>
-              </w:rPr>
-              <w:t>No framework was used, on either side: no Bootstrap, no Tailwind, no jQuery, no CSS reset library, no CMS. No ready-made template was adapted and no existing website was used as a model. The only external material is the two typefaces, downloaded from Google Fonts and served from the site's own fonts/ folder: they were initially loaded through an @import from fonts.googleapis.com, which was removed because it disclosed every visitor's IP address to a third-party server. The site now makes no request to any external domain and sets no cookie on its public pages, which is why it needs no cookie consent banner. All pages pass W3C validation with no errors or warnings, and automated WCAG 2.1 AA checks report no contrast violations.</w:t>
+                <w:sz w:val="20"/>
+                <w:lang w:val="en-US"/>
+              </w:rPr>
+              <w:t xml:space="preserve">No framework </w:t>
+            </w:r>
+            <w:proofErr w:type="gramStart"/>
+            <w:r>
+              <w:rPr>
+                <w:rFonts w:ascii="Arial" w:hAnsi="Arial" w:cs="Arial"/>
+                <w:sz w:val="20"/>
+                <w:lang w:val="en-US"/>
+              </w:rPr>
+              <w:t>was used</w:t>
+            </w:r>
+            <w:proofErr w:type="gramEnd"/>
+            <w:r>
+              <w:rPr>
+                <w:rFonts w:ascii="Arial" w:hAnsi="Arial" w:cs="Arial"/>
+                <w:sz w:val="20"/>
+                <w:lang w:val="en-US"/>
+              </w:rPr>
+              <w:t xml:space="preserve">, on either side: no Bootstrap, no Tailwind, no jQuery, no CSS reset library, no CMS. No ready-made template was </w:t>
+            </w:r>
+            <w:proofErr w:type="gramStart"/>
+            <w:r>
+              <w:rPr>
+                <w:rFonts w:ascii="Arial" w:hAnsi="Arial" w:cs="Arial"/>
+                <w:sz w:val="20"/>
+                <w:lang w:val="en-US"/>
+              </w:rPr>
+              <w:t>adapted</w:t>
+            </w:r>
+            <w:proofErr w:type="gramEnd"/>
+            <w:r>
+              <w:rPr>
+                <w:rFonts w:ascii="Arial" w:hAnsi="Arial" w:cs="Arial"/>
+                <w:sz w:val="20"/>
+                <w:lang w:val="en-US"/>
+              </w:rPr>
+              <w:t xml:space="preserve"> and no existing website </w:t>
+            </w:r>
+            <w:proofErr w:type="gramStart"/>
+            <w:r>
+              <w:rPr>
+                <w:rFonts w:ascii="Arial" w:hAnsi="Arial" w:cs="Arial"/>
+                <w:sz w:val="20"/>
+                <w:lang w:val="en-US"/>
+              </w:rPr>
+              <w:t xml:space="preserve">was </w:t>
+            </w:r>
+            <w:r>
+              <w:rPr>
+                <w:rFonts w:ascii="Arial" w:hAnsi="Arial" w:cs="Arial"/>
+                <w:sz w:val="20"/>
+                <w:lang w:val="en-US"/>
+              </w:rPr>
+              <w:lastRenderedPageBreak/>
+              <w:t>used</w:t>
+            </w:r>
+            <w:proofErr w:type="gramEnd"/>
+            <w:r>
+              <w:rPr>
+                <w:rFonts w:ascii="Arial" w:hAnsi="Arial" w:cs="Arial"/>
+                <w:sz w:val="20"/>
+                <w:lang w:val="en-US"/>
+              </w:rPr>
+              <w:t xml:space="preserve"> as a model. The only external material is the two typefaces, downloaded from Google Fonts and served from the site's own fonts/ folder: they </w:t>
+            </w:r>
+            <w:proofErr w:type="gramStart"/>
+            <w:r>
+              <w:rPr>
+                <w:rFonts w:ascii="Arial" w:hAnsi="Arial" w:cs="Arial"/>
+                <w:sz w:val="20"/>
+                <w:lang w:val="en-US"/>
+              </w:rPr>
+              <w:t>were initially loaded</w:t>
+            </w:r>
+            <w:proofErr w:type="gramEnd"/>
+            <w:r>
+              <w:rPr>
+                <w:rFonts w:ascii="Arial" w:hAnsi="Arial" w:cs="Arial"/>
+                <w:sz w:val="20"/>
+                <w:lang w:val="en-US"/>
+              </w:rPr>
+              <w:t xml:space="preserve"> through </w:t>
+            </w:r>
+            <w:proofErr w:type="gramStart"/>
+            <w:r>
+              <w:rPr>
+                <w:rFonts w:ascii="Arial" w:hAnsi="Arial" w:cs="Arial"/>
+                <w:sz w:val="20"/>
+                <w:lang w:val="en-US"/>
+              </w:rPr>
+              <w:t>an</w:t>
+            </w:r>
+            <w:proofErr w:type="gramEnd"/>
+            <w:r>
+              <w:rPr>
+                <w:rFonts w:ascii="Arial" w:hAnsi="Arial" w:cs="Arial"/>
+                <w:sz w:val="20"/>
+                <w:lang w:val="en-US"/>
+              </w:rPr>
+              <w:t xml:space="preserve"> @import from fonts.googleapis.com, which </w:t>
+            </w:r>
+            <w:proofErr w:type="gramStart"/>
+            <w:r>
+              <w:rPr>
+                <w:rFonts w:ascii="Arial" w:hAnsi="Arial" w:cs="Arial"/>
+                <w:sz w:val="20"/>
+                <w:lang w:val="en-US"/>
+              </w:rPr>
+              <w:t>was removed</w:t>
+            </w:r>
+            <w:proofErr w:type="gramEnd"/>
+            <w:r>
+              <w:rPr>
+                <w:rFonts w:ascii="Arial" w:hAnsi="Arial" w:cs="Arial"/>
+                <w:sz w:val="20"/>
+                <w:lang w:val="en-US"/>
+              </w:rPr>
+              <w:t xml:space="preserve"> because it disclosed every visitor's IP address to a third-party server. The site now makes no request to any external domain and sets no </w:t>
+            </w:r>
+            <w:proofErr w:type="gramStart"/>
+            <w:r>
+              <w:rPr>
+                <w:rFonts w:ascii="Arial" w:hAnsi="Arial" w:cs="Arial"/>
+                <w:sz w:val="20"/>
+                <w:lang w:val="en-US"/>
+              </w:rPr>
+              <w:t>cookie</w:t>
+            </w:r>
+            <w:proofErr w:type="gramEnd"/>
+            <w:r>
+              <w:rPr>
+                <w:rFonts w:ascii="Arial" w:hAnsi="Arial" w:cs="Arial"/>
+                <w:sz w:val="20"/>
+                <w:lang w:val="en-US"/>
+              </w:rPr>
+              <w:t xml:space="preserve"> on its public pages, which is why it needs no cookie consent banner. All pages pass W3C validation with no errors or warnings, and automated WCAG 2.1 AA checks report no contrast violations.</w:t>
             </w:r>
           </w:p>
         </w:tc>
@@ -1619,7 +4393,7 @@
 </file>
 
 <file path=word/endnotes.xml><?xml version="1.0" encoding="utf-8"?>
-<w:endnotes xmlns:wpc="http://schemas.microsoft.com/office/word/2010/wordprocessingCanvas" xmlns:cx="http://schemas.microsoft.com/office/drawing/2014/chartex" xmlns:cx1="http://schemas.microsoft.com/office/drawing/2015/9/8/chartex" xmlns:cx2="http://schemas.microsoft.com/office/drawing/2015/10/21/chartex" xmlns:cx3="http://schemas.microsoft.com/office/drawing/2016/5/9/chartex" xmlns:cx4="http://schemas.microsoft.com/office/drawing/2016/5/10/chartex" xmlns:cx5="http://schemas.microsoft.com/office/drawing/2016/5/11/chartex" xmlns:cx6="http://schemas.microsoft.com/office/drawing/2016/5/12/chartex" xmlns:cx7="http://schemas.microsoft.com/office/drawing/2016/5/13/chartex" xmlns:cx8="http://schemas.microsoft.com/office/drawing/2016/5/14/chartex" xmlns:mc="http://schemas.openxmlformats.org/markup-compatibility/2006" xmlns:aink="http://schemas.microsoft.com/office/drawing/2016/ink" xmlns:am3d="http://schemas.microsoft.com/office/drawing/2017/model3d" xmlns:o="urn:schemas-microsoft-com:office:office" xmlns:r="http://schemas.openxmlformats.org/officeDocument/2006/relationships" xmlns:m="http://schemas.openxmlformats.org/officeDocument/2006/math" xmlns:v="urn:schemas-microsoft-com:vml" xmlns:wp14="http://schemas.microsoft.com/office/word/2010/wordprocessingDrawing" xmlns:wp="http://schemas.openxmlformats.org/drawingml/2006/wordprocessingDrawing" xmlns:w10="urn:schemas-microsoft-com:office:word" xmlns:w="http://schemas.openxmlformats.org/wordprocessingml/2006/main" xmlns:w14="http://schemas.microsoft.com/office/word/2010/wordml" xmlns:w15="http://schemas.microsoft.com/office/word/2012/wordml" xmlns:w16cid="http://schemas.microsoft.com/office/word/2016/wordml/cid" xmlns:w16se="http://schemas.microsoft.com/office/word/2015/wordml/symex" xmlns:wpg="http://schemas.microsoft.com/office/word/2010/wordprocessingGroup" xmlns:wpi="http://schemas.microsoft.com/office/word/2010/wordprocessingInk" xmlns:wne="http://schemas.microsoft.com/office/word/2006/wordml" xmlns:wps="http://schemas.microsoft.com/office/word/2010/wordprocessingShape" mc:Ignorable="w14 w15 w16se w16cid wp14">
+<w:endnotes xmlns:wpc="http://schemas.microsoft.com/office/word/2010/wordprocessingCanvas" xmlns:cx="http://schemas.microsoft.com/office/drawing/2014/chartex" xmlns:cx1="http://schemas.microsoft.com/office/drawing/2015/9/8/chartex" xmlns:cx2="http://schemas.microsoft.com/office/drawing/2015/10/21/chartex" xmlns:cx3="http://schemas.microsoft.com/office/drawing/2016/5/9/chartex" xmlns:cx4="http://schemas.microsoft.com/office/drawing/2016/5/10/chartex" xmlns:cx5="http://schemas.microsoft.com/office/drawing/2016/5/11/chartex" xmlns:cx6="http://schemas.microsoft.com/office/drawing/2016/5/12/chartex" xmlns:cx7="http://schemas.microsoft.com/office/drawing/2016/5/13/chartex" xmlns:cx8="http://schemas.microsoft.com/office/drawing/2016/5/14/chartex" xmlns:mc="http://schemas.openxmlformats.org/markup-compatibility/2006" xmlns:aink="http://schemas.microsoft.com/office/drawing/2016/ink" xmlns:am3d="http://schemas.microsoft.com/office/drawing/2017/model3d" xmlns:o="urn:schemas-microsoft-com:office:office" xmlns:oel="http://schemas.microsoft.com/office/2019/extlst" xmlns:r="http://schemas.openxmlformats.org/officeDocument/2006/relationships" xmlns:m="http://schemas.openxmlformats.org/officeDocument/2006/math" xmlns:v="urn:schemas-microsoft-com:vml" xmlns:wp14="http://schemas.microsoft.com/office/word/2010/wordprocessingDrawing" xmlns:wp="http://schemas.openxmlformats.org/drawingml/2006/wordprocessingDrawing" xmlns:w10="urn:schemas-microsoft-com:office:word" xmlns:w="http://schemas.openxmlformats.org/wordprocessingml/2006/main" xmlns:w14="http://schemas.microsoft.com/office/word/2010/wordml" xmlns:w15="http://schemas.microsoft.com/office/word/2012/wordml" xmlns:w16cex="http://schemas.microsoft.com/office/word/2018/wordml/cex" xmlns:w16cid="http://schemas.microsoft.com/office/word/2016/wordml/cid" xmlns:w16="http://schemas.microsoft.com/office/word/2018/wordml" xmlns:w16du="http://schemas.microsoft.com/office/word/2023/wordml/word16du" xmlns:w16sdtdh="http://schemas.microsoft.com/office/word/2020/wordml/sdtdatahash" xmlns:w16sdtfl="http://schemas.microsoft.com/office/word/2024/wordml/sdtformatlock" xmlns:w16se="http://schemas.microsoft.com/office/word/2015/wordml/symex" xmlns:wpg="http://schemas.microsoft.com/office/word/2010/wordprocessingGroup" xmlns:wpi="http://schemas.microsoft.com/office/word/2010/wordprocessingInk" xmlns:wne="http://schemas.microsoft.com/office/word/2006/wordml" xmlns:wps="http://schemas.microsoft.com/office/word/2010/wordprocessingShape" mc:Ignorable="w14 w15 w16se w16cid w16 w16cex w16sdtdh w16sdtfl w16du wp14">
   <w:endnote w:type="separator" w:id="-1">
     <w:p>
       <w:pPr>
@@ -1644,7 +4418,7 @@
 </file>
 
 <file path=word/footnotes.xml><?xml version="1.0" encoding="utf-8"?>
-<w:footnotes xmlns:wpc="http://schemas.microsoft.com/office/word/2010/wordprocessingCanvas" xmlns:cx="http://schemas.microsoft.com/office/drawing/2014/chartex" xmlns:cx1="http://schemas.microsoft.com/office/drawing/2015/9/8/chartex" xmlns:cx2="http://schemas.microsoft.com/office/drawing/2015/10/21/chartex" xmlns:cx3="http://schemas.microsoft.com/office/drawing/2016/5/9/chartex" xmlns:cx4="http://schemas.microsoft.com/office/drawing/2016/5/10/chartex" xmlns:cx5="http://schemas.microsoft.com/office/drawing/2016/5/11/chartex" xmlns:cx6="http://schemas.microsoft.com/office/drawing/2016/5/12/chartex" xmlns:cx7="http://schemas.microsoft.com/office/drawing/2016/5/13/chartex" xmlns:cx8="http://schemas.microsoft.com/office/drawing/2016/5/14/chartex" xmlns:mc="http://schemas.openxmlformats.org/markup-compatibility/2006" xmlns:aink="http://schemas.microsoft.com/office/drawing/2016/ink" xmlns:am3d="http://schemas.microsoft.com/office/drawing/2017/model3d" xmlns:o="urn:schemas-microsoft-com:office:office" xmlns:r="http://schemas.openxmlformats.org/officeDocument/2006/relationships" xmlns:m="http://schemas.openxmlformats.org/officeDocument/2006/math" xmlns:v="urn:schemas-microsoft-com:vml" xmlns:wp14="http://schemas.microsoft.com/office/word/2010/wordprocessingDrawing" xmlns:wp="http://schemas.openxmlformats.org/drawingml/2006/wordprocessingDrawing" xmlns:w10="urn:schemas-microsoft-com:office:word" xmlns:w="http://schemas.openxmlformats.org/wordprocessingml/2006/main" xmlns:w14="http://schemas.microsoft.com/office/word/2010/wordml" xmlns:w15="http://schemas.microsoft.com/office/word/2012/wordml" xmlns:w16cid="http://schemas.microsoft.com/office/word/2016/wordml/cid" xmlns:w16se="http://schemas.microsoft.com/office/word/2015/wordml/symex" xmlns:wpg="http://schemas.microsoft.com/office/word/2010/wordprocessingGroup" xmlns:wpi="http://schemas.microsoft.com/office/word/2010/wordprocessingInk" xmlns:wne="http://schemas.microsoft.com/office/word/2006/wordml" xmlns:wps="http://schemas.microsoft.com/office/word/2010/wordprocessingShape" mc:Ignorable="w14 w15 w16se w16cid wp14">
+<w:footnotes xmlns:wpc="http://schemas.microsoft.com/office/word/2010/wordprocessingCanvas" xmlns:cx="http://schemas.microsoft.com/office/drawing/2014/chartex" xmlns:cx1="http://schemas.microsoft.com/office/drawing/2015/9/8/chartex" xmlns:cx2="http://schemas.microsoft.com/office/drawing/2015/10/21/chartex" xmlns:cx3="http://schemas.microsoft.com/office/drawing/2016/5/9/chartex" xmlns:cx4="http://schemas.microsoft.com/office/drawing/2016/5/10/chartex" xmlns:cx5="http://schemas.microsoft.com/office/drawing/2016/5/11/chartex" xmlns:cx6="http://schemas.microsoft.com/office/drawing/2016/5/12/chartex" xmlns:cx7="http://schemas.microsoft.com/office/drawing/2016/5/13/chartex" xmlns:cx8="http://schemas.microsoft.com/office/drawing/2016/5/14/chartex" xmlns:mc="http://schemas.openxmlformats.org/markup-compatibility/2006" xmlns:aink="http://schemas.microsoft.com/office/drawing/2016/ink" xmlns:am3d="http://schemas.microsoft.com/office/drawing/2017/model3d" xmlns:o="urn:schemas-microsoft-com:office:office" xmlns:oel="http://schemas.microsoft.com/office/2019/extlst" xmlns:r="http://schemas.openxmlformats.org/officeDocument/2006/relationships" xmlns:m="http://schemas.openxmlformats.org/officeDocument/2006/math" xmlns:v="urn:schemas-microsoft-com:vml" xmlns:wp14="http://schemas.microsoft.com/office/word/2010/wordprocessingDrawing" xmlns:wp="http://schemas.openxmlformats.org/drawingml/2006/wordprocessingDrawing" xmlns:w10="urn:schemas-microsoft-com:office:word" xmlns:w="http://schemas.openxmlformats.org/wordprocessingml/2006/main" xmlns:w14="http://schemas.microsoft.com/office/word/2010/wordml" xmlns:w15="http://schemas.microsoft.com/office/word/2012/wordml" xmlns:w16cex="http://schemas.microsoft.com/office/word/2018/wordml/cex" xmlns:w16cid="http://schemas.microsoft.com/office/word/2016/wordml/cid" xmlns:w16="http://schemas.microsoft.com/office/word/2018/wordml" xmlns:w16du="http://schemas.microsoft.com/office/word/2023/wordml/word16du" xmlns:w16sdtdh="http://schemas.microsoft.com/office/word/2020/wordml/sdtdatahash" xmlns:w16sdtfl="http://schemas.microsoft.com/office/word/2024/wordml/sdtformatlock" xmlns:w16se="http://schemas.microsoft.com/office/word/2015/wordml/symex" xmlns:wpg="http://schemas.microsoft.com/office/word/2010/wordprocessingGroup" xmlns:wpi="http://schemas.microsoft.com/office/word/2010/wordprocessingInk" xmlns:wne="http://schemas.microsoft.com/office/word/2006/wordml" xmlns:wps="http://schemas.microsoft.com/office/word/2010/wordprocessingShape" mc:Ignorable="w14 w15 w16se w16cid w16 w16cex w16sdtdh w16sdtfl w16du wp14">
   <w:footnote w:type="separator" w:id="-1">
     <w:p>
       <w:pPr>
@@ -1669,7 +4443,7 @@
 </file>
 
 <file path=word/numbering.xml><?xml version="1.0" encoding="utf-8"?>
-<w:numbering xmlns:wpc="http://schemas.microsoft.com/office/word/2010/wordprocessingCanvas" xmlns:cx="http://schemas.microsoft.com/office/drawing/2014/chartex" xmlns:cx1="http://schemas.microsoft.com/office/drawing/2015/9/8/chartex" xmlns:cx2="http://schemas.microsoft.com/office/drawing/2015/10/21/chartex" xmlns:cx3="http://schemas.microsoft.com/office/drawing/2016/5/9/chartex" xmlns:cx4="http://schemas.microsoft.com/office/drawing/2016/5/10/chartex" xmlns:cx5="http://schemas.microsoft.com/office/drawing/2016/5/11/chartex" xmlns:cx6="http://schemas.microsoft.com/office/drawing/2016/5/12/chartex" xmlns:cx7="http://schemas.microsoft.com/office/drawing/2016/5/13/chartex" xmlns:cx8="http://schemas.microsoft.com/office/drawing/2016/5/14/chartex" xmlns:mc="http://schemas.openxmlformats.org/markup-compatibility/2006" xmlns:aink="http://schemas.microsoft.com/office/drawing/2016/ink" xmlns:am3d="http://schemas.microsoft.com/office/drawing/2017/model3d" xmlns:o="urn:schemas-microsoft-com:office:office" xmlns:r="http://schemas.openxmlformats.org/officeDocument/2006/relationships" xmlns:m="http://schemas.openxmlformats.org/officeDocument/2006/math" xmlns:v="urn:schemas-microsoft-com:vml" xmlns:wp14="http://schemas.microsoft.com/office/word/2010/wordprocessingDrawing" xmlns:wp="http://schemas.openxmlformats.org/drawingml/2006/wordprocessingDrawing" xmlns:w10="urn:schemas-microsoft-com:office:word" xmlns:w="http://schemas.openxmlformats.org/wordprocessingml/2006/main" xmlns:w14="http://schemas.microsoft.com/office/word/2010/wordml" xmlns:w15="http://schemas.microsoft.com/office/word/2012/wordml" xmlns:w16cid="http://schemas.microsoft.com/office/word/2016/wordml/cid" xmlns:w16se="http://schemas.microsoft.com/office/word/2015/wordml/symex" xmlns:wpg="http://schemas.microsoft.com/office/word/2010/wordprocessingGroup" xmlns:wpi="http://schemas.microsoft.com/office/word/2010/wordprocessingInk" xmlns:wne="http://schemas.microsoft.com/office/word/2006/wordml" xmlns:wps="http://schemas.microsoft.com/office/word/2010/wordprocessingShape" mc:Ignorable="w14 w15 w16se w16cid wp14">
+<w:numbering xmlns:wpc="http://schemas.microsoft.com/office/word/2010/wordprocessingCanvas" xmlns:cx="http://schemas.microsoft.com/office/drawing/2014/chartex" xmlns:cx1="http://schemas.microsoft.com/office/drawing/2015/9/8/chartex" xmlns:cx2="http://schemas.microsoft.com/office/drawing/2015/10/21/chartex" xmlns:cx3="http://schemas.microsoft.com/office/drawing/2016/5/9/chartex" xmlns:cx4="http://schemas.microsoft.com/office/drawing/2016/5/10/chartex" xmlns:cx5="http://schemas.microsoft.com/office/drawing/2016/5/11/chartex" xmlns:cx6="http://schemas.microsoft.com/office/drawing/2016/5/12/chartex" xmlns:cx7="http://schemas.microsoft.com/office/drawing/2016/5/13/chartex" xmlns:cx8="http://schemas.microsoft.com/office/drawing/2016/5/14/chartex" xmlns:mc="http://schemas.openxmlformats.org/markup-compatibility/2006" xmlns:aink="http://schemas.microsoft.com/office/drawing/2016/ink" xmlns:am3d="http://schemas.microsoft.com/office/drawing/2017/model3d" xmlns:o="urn:schemas-microsoft-com:office:office" xmlns:oel="http://schemas.microsoft.com/office/2019/extlst" xmlns:r="http://schemas.openxmlformats.org/officeDocument/2006/relationships" xmlns:m="http://schemas.openxmlformats.org/officeDocument/2006/math" xmlns:v="urn:schemas-microsoft-com:vml" xmlns:wp14="http://schemas.microsoft.com/office/word/2010/wordprocessingDrawing" xmlns:wp="http://schemas.openxmlformats.org/drawingml/2006/wordprocessingDrawing" xmlns:w10="urn:schemas-microsoft-com:office:word" xmlns:w="http://schemas.openxmlformats.org/wordprocessingml/2006/main" xmlns:w14="http://schemas.microsoft.com/office/word/2010/wordml" xmlns:w15="http://schemas.microsoft.com/office/word/2012/wordml" xmlns:w16cex="http://schemas.microsoft.com/office/word/2018/wordml/cex" xmlns:w16cid="http://schemas.microsoft.com/office/word/2016/wordml/cid" xmlns:w16="http://schemas.microsoft.com/office/word/2018/wordml" xmlns:w16du="http://schemas.microsoft.com/office/word/2023/wordml/word16du" xmlns:w16sdtdh="http://schemas.microsoft.com/office/word/2020/wordml/sdtdatahash" xmlns:w16sdtfl="http://schemas.microsoft.com/office/word/2024/wordml/sdtformatlock" xmlns:w16se="http://schemas.microsoft.com/office/word/2015/wordml/symex" xmlns:wpg="http://schemas.microsoft.com/office/word/2010/wordprocessingGroup" xmlns:wpi="http://schemas.microsoft.com/office/word/2010/wordprocessingInk" xmlns:wne="http://schemas.microsoft.com/office/word/2006/wordml" xmlns:wps="http://schemas.microsoft.com/office/word/2010/wordprocessingShape" mc:Ignorable="w14 w15 w16se w16cid w16 w16cex w16sdtdh w16sdtfl w16du wp14">
   <w:abstractNum w:abstractNumId="0" w15:restartNumberingAfterBreak="0">
     <w:nsid w:val="19FD3091"/>
     <w:multiLevelType w:val="hybridMultilevel"/>
@@ -1783,14 +4557,130 @@
       </w:rPr>
     </w:lvl>
   </w:abstractNum>
-  <w:num w:numId="1">
+  <w:abstractNum w:abstractNumId="1" w15:restartNumberingAfterBreak="0">
+    <w:nsid w:val="43B07BDC"/>
+    <w:multiLevelType w:val="hybridMultilevel"/>
+    <w:tmpl w:val="00B44B4E"/>
+    <w:lvl w:ilvl="0" w:tplc="04100001">
+      <w:start w:val="1"/>
+      <w:numFmt w:val="bullet"/>
+      <w:lvlText w:val=""/>
+      <w:lvlJc w:val="left"/>
+      <w:pPr>
+        <w:ind w:left="720" w:hanging="360"/>
+      </w:pPr>
+      <w:rPr>
+        <w:rFonts w:ascii="Symbol" w:hAnsi="Symbol" w:hint="default"/>
+      </w:rPr>
+    </w:lvl>
+    <w:lvl w:ilvl="1" w:tplc="04100003" w:tentative="1">
+      <w:start w:val="1"/>
+      <w:numFmt w:val="bullet"/>
+      <w:lvlText w:val="o"/>
+      <w:lvlJc w:val="left"/>
+      <w:pPr>
+        <w:ind w:left="1440" w:hanging="360"/>
+      </w:pPr>
+      <w:rPr>
+        <w:rFonts w:ascii="Courier New" w:hAnsi="Courier New" w:cs="Courier New" w:hint="default"/>
+      </w:rPr>
+    </w:lvl>
+    <w:lvl w:ilvl="2" w:tplc="04100005" w:tentative="1">
+      <w:start w:val="1"/>
+      <w:numFmt w:val="bullet"/>
+      <w:lvlText w:val=""/>
+      <w:lvlJc w:val="left"/>
+      <w:pPr>
+        <w:ind w:left="2160" w:hanging="360"/>
+      </w:pPr>
+      <w:rPr>
+        <w:rFonts w:ascii="Wingdings" w:hAnsi="Wingdings" w:hint="default"/>
+      </w:rPr>
+    </w:lvl>
+    <w:lvl w:ilvl="3" w:tplc="04100001" w:tentative="1">
+      <w:start w:val="1"/>
+      <w:numFmt w:val="bullet"/>
+      <w:lvlText w:val=""/>
+      <w:lvlJc w:val="left"/>
+      <w:pPr>
+        <w:ind w:left="2880" w:hanging="360"/>
+      </w:pPr>
+      <w:rPr>
+        <w:rFonts w:ascii="Symbol" w:hAnsi="Symbol" w:hint="default"/>
+      </w:rPr>
+    </w:lvl>
+    <w:lvl w:ilvl="4" w:tplc="04100003" w:tentative="1">
+      <w:start w:val="1"/>
+      <w:numFmt w:val="bullet"/>
+      <w:lvlText w:val="o"/>
+      <w:lvlJc w:val="left"/>
+      <w:pPr>
+        <w:ind w:left="3600" w:hanging="360"/>
+      </w:pPr>
+      <w:rPr>
+        <w:rFonts w:ascii="Courier New" w:hAnsi="Courier New" w:cs="Courier New" w:hint="default"/>
+      </w:rPr>
+    </w:lvl>
+    <w:lvl w:ilvl="5" w:tplc="04100005" w:tentative="1">
+      <w:start w:val="1"/>
+      <w:numFmt w:val="bullet"/>
+      <w:lvlText w:val=""/>
+      <w:lvlJc w:val="left"/>
+      <w:pPr>
+        <w:ind w:left="4320" w:hanging="360"/>
+      </w:pPr>
+      <w:rPr>
+        <w:rFonts w:ascii="Wingdings" w:hAnsi="Wingdings" w:hint="default"/>
+      </w:rPr>
+    </w:lvl>
+    <w:lvl w:ilvl="6" w:tplc="04100001" w:tentative="1">
+      <w:start w:val="1"/>
+      <w:numFmt w:val="bullet"/>
+      <w:lvlText w:val=""/>
+      <w:lvlJc w:val="left"/>
+      <w:pPr>
+        <w:ind w:left="5040" w:hanging="360"/>
+      </w:pPr>
+      <w:rPr>
+        <w:rFonts w:ascii="Symbol" w:hAnsi="Symbol" w:hint="default"/>
+      </w:rPr>
+    </w:lvl>
+    <w:lvl w:ilvl="7" w:tplc="04100003" w:tentative="1">
+      <w:start w:val="1"/>
+      <w:numFmt w:val="bullet"/>
+      <w:lvlText w:val="o"/>
+      <w:lvlJc w:val="left"/>
+      <w:pPr>
+        <w:ind w:left="5760" w:hanging="360"/>
+      </w:pPr>
+      <w:rPr>
+        <w:rFonts w:ascii="Courier New" w:hAnsi="Courier New" w:cs="Courier New" w:hint="default"/>
+      </w:rPr>
+    </w:lvl>
+    <w:lvl w:ilvl="8" w:tplc="04100005" w:tentative="1">
+      <w:start w:val="1"/>
+      <w:numFmt w:val="bullet"/>
+      <w:lvlText w:val=""/>
+      <w:lvlJc w:val="left"/>
+      <w:pPr>
+        <w:ind w:left="6480" w:hanging="360"/>
+      </w:pPr>
+      <w:rPr>
+        <w:rFonts w:ascii="Wingdings" w:hAnsi="Wingdings" w:hint="default"/>
+      </w:rPr>
+    </w:lvl>
+  </w:abstractNum>
+  <w:num w:numId="1" w16cid:durableId="5405525">
     <w:abstractNumId w:val="0"/>
+  </w:num>
+  <w:num w:numId="2" w16cid:durableId="1069381427">
+    <w:abstractNumId w:val="1"/>
   </w:num>
 </w:numbering>
 </file>
 
 <file path=word/styles.xml><?xml version="1.0" encoding="utf-8"?>
-<w:styles xmlns:mc="http://schemas.openxmlformats.org/markup-compatibility/2006" xmlns:r="http://schemas.openxmlformats.org/officeDocument/2006/relationships" xmlns:w="http://schemas.openxmlformats.org/wordprocessingml/2006/main" xmlns:w14="http://schemas.microsoft.com/office/word/2010/wordml" xmlns:w15="http://schemas.microsoft.com/office/word/2012/wordml" xmlns:w16cid="http://schemas.microsoft.com/office/word/2016/wordml/cid" xmlns:w16se="http://schemas.microsoft.com/office/word/2015/wordml/symex" mc:Ignorable="w14 w15 w16se w16cid">
+<w:styles xmlns:mc="http://schemas.openxmlformats.org/markup-compatibility/2006" xmlns:r="http://schemas.openxmlformats.org/officeDocument/2006/relationships" xmlns:w="http://schemas.openxmlformats.org/wordprocessingml/2006/main" xmlns:w14="http://schemas.microsoft.com/office/word/2010/wordml" xmlns:w15="http://schemas.microsoft.com/office/word/2012/wordml" xmlns:w16cex="http://schemas.microsoft.com/office/word/2018/wordml/cex" xmlns:w16cid="http://schemas.microsoft.com/office/word/2016/wordml/cid" xmlns:w16="http://schemas.microsoft.com/office/word/2018/wordml" xmlns:w16du="http://schemas.microsoft.com/office/word/2023/wordml/word16du" xmlns:w16sdtdh="http://schemas.microsoft.com/office/word/2020/wordml/sdtdatahash" xmlns:w16sdtfl="http://schemas.microsoft.com/office/word/2024/wordml/sdtformatlock" xmlns:w16se="http://schemas.microsoft.com/office/word/2015/wordml/symex" mc:Ignorable="w14 w15 w16se w16cid w16 w16cex w16sdtdh w16sdtfl w16du">
   <w:docDefaults>
     <w:rPrDefault>
       <w:rPr>
@@ -2192,7 +5082,6 @@
   <w:style w:type="character" w:default="1" w:styleId="Carpredefinitoparagrafo">
     <w:name w:val="Default Paragraph Font"/>
     <w:uiPriority w:val="1"/>
-    <w:semiHidden/>
     <w:unhideWhenUsed/>
   </w:style>
   <w:style w:type="table" w:default="1" w:styleId="Tabellanormale">
